--- a/submission/00-项目报告.docx
+++ b/submission/00-项目报告.docx
@@ -556,9 +556,9 @@
         </w:tblCellMar>
       </w:tblPr>
       <w:tblGrid>
-        <w:gridCol w:w="1250"/>
-        <w:gridCol w:w="1620"/>
-        <w:gridCol w:w="5249"/>
+        <w:gridCol w:w="2000"/>
+        <w:gridCol w:w="1700"/>
+        <w:gridCol w:w="5660"/>
       </w:tblGrid>
       <w:tr>
         <w:tblPrEx>
@@ -582,9 +582,9 @@
         </w:trPr>
         <w:tc>
           <w:tcPr>
+            <w:tcW w:w="2000" w:type="dxa"/>
             <w:textDirection w:val="lrTb"/>
             <w:vAlign w:val="top"/>
-            <w:tcW w:w="1250" w:type="dxa"/>
             <w:tcBorders>
               <w:top w:val="single" w:color="auto" w:sz="6" w:space="0"/>
               <w:left w:val="single" w:color="auto" w:sz="6" w:space="0"/>
@@ -621,9 +621,9 @@
         </w:tc>
         <w:tc>
           <w:tcPr>
+            <w:tcW w:w="1700" w:type="dxa"/>
             <w:textDirection w:val="lrTb"/>
             <w:vAlign w:val="top"/>
-            <w:tcW w:w="1620" w:type="dxa"/>
             <w:tcBorders>
               <w:top w:val="single" w:color="auto" w:sz="6" w:space="0"/>
               <w:left w:val="single" w:color="auto" w:sz="6" w:space="0"/>
@@ -660,9 +660,9 @@
         </w:tc>
         <w:tc>
           <w:tcPr>
+            <w:tcW w:w="5660" w:type="dxa"/>
             <w:textDirection w:val="lrTb"/>
             <w:vAlign w:val="top"/>
-            <w:tcW w:w="5249" w:type="dxa"/>
             <w:tcBorders>
               <w:top w:val="single" w:color="auto" w:sz="6" w:space="0"/>
               <w:left w:val="single" w:color="auto" w:sz="6" w:space="0"/>
@@ -720,9 +720,9 @@
         </w:trPr>
         <w:tc>
           <w:tcPr>
+            <w:tcW w:w="2000" w:type="dxa"/>
             <w:textDirection w:val="lrTb"/>
             <w:vAlign w:val="top"/>
-            <w:tcW w:w="1250" w:type="dxa"/>
             <w:tcBorders>
               <w:top w:val="single" w:color="auto" w:sz="6" w:space="0"/>
               <w:left w:val="single" w:color="auto" w:sz="6" w:space="0"/>
@@ -749,9 +749,9 @@
         </w:tc>
         <w:tc>
           <w:tcPr>
+            <w:tcW w:w="1700" w:type="dxa"/>
             <w:textDirection w:val="lrTb"/>
             <w:vAlign w:val="top"/>
-            <w:tcW w:w="1620" w:type="dxa"/>
             <w:tcBorders>
               <w:top w:val="single" w:color="auto" w:sz="6" w:space="0"/>
               <w:left w:val="single" w:color="auto" w:sz="6" w:space="0"/>
@@ -778,9 +778,9 @@
         </w:tc>
         <w:tc>
           <w:tcPr>
+            <w:tcW w:w="5660" w:type="dxa"/>
             <w:textDirection w:val="lrTb"/>
             <w:vAlign w:val="top"/>
-            <w:tcW w:w="5249" w:type="dxa"/>
             <w:tcBorders>
               <w:top w:val="single" w:color="auto" w:sz="6" w:space="0"/>
               <w:left w:val="single" w:color="auto" w:sz="6" w:space="0"/>
@@ -828,9 +828,9 @@
         </w:trPr>
         <w:tc>
           <w:tcPr>
+            <w:tcW w:w="2000" w:type="dxa"/>
             <w:textDirection w:val="lrTb"/>
             <w:vAlign w:val="top"/>
-            <w:tcW w:w="1250" w:type="dxa"/>
             <w:tcBorders>
               <w:top w:val="single" w:color="auto" w:sz="6" w:space="0"/>
               <w:left w:val="single" w:color="auto" w:sz="6" w:space="0"/>
@@ -857,9 +857,9 @@
         </w:tc>
         <w:tc>
           <w:tcPr>
+            <w:tcW w:w="1700" w:type="dxa"/>
             <w:textDirection w:val="lrTb"/>
             <w:vAlign w:val="top"/>
-            <w:tcW w:w="1620" w:type="dxa"/>
             <w:tcBorders>
               <w:top w:val="single" w:color="auto" w:sz="6" w:space="0"/>
               <w:left w:val="single" w:color="auto" w:sz="6" w:space="0"/>
@@ -886,9 +886,9 @@
         </w:tc>
         <w:tc>
           <w:tcPr>
+            <w:tcW w:w="5660" w:type="dxa"/>
             <w:textDirection w:val="lrTb"/>
             <w:vAlign w:val="top"/>
-            <w:tcW w:w="5249" w:type="dxa"/>
             <w:tcBorders>
               <w:top w:val="single" w:color="auto" w:sz="6" w:space="0"/>
               <w:left w:val="single" w:color="auto" w:sz="6" w:space="0"/>
@@ -936,9 +936,9 @@
         </w:trPr>
         <w:tc>
           <w:tcPr>
+            <w:tcW w:w="2000" w:type="dxa"/>
             <w:textDirection w:val="lrTb"/>
             <w:vAlign w:val="top"/>
-            <w:tcW w:w="1250" w:type="dxa"/>
             <w:tcBorders>
               <w:top w:val="single" w:color="auto" w:sz="6" w:space="0"/>
               <w:left w:val="single" w:color="auto" w:sz="6" w:space="0"/>
@@ -965,9 +965,9 @@
         </w:tc>
         <w:tc>
           <w:tcPr>
+            <w:tcW w:w="1700" w:type="dxa"/>
             <w:textDirection w:val="lrTb"/>
             <w:vAlign w:val="top"/>
-            <w:tcW w:w="1620" w:type="dxa"/>
             <w:tcBorders>
               <w:top w:val="single" w:color="auto" w:sz="6" w:space="0"/>
               <w:left w:val="single" w:color="auto" w:sz="6" w:space="0"/>
@@ -994,9 +994,9 @@
         </w:tc>
         <w:tc>
           <w:tcPr>
+            <w:tcW w:w="5660" w:type="dxa"/>
             <w:textDirection w:val="lrTb"/>
             <w:vAlign w:val="top"/>
-            <w:tcW w:w="5249" w:type="dxa"/>
             <w:tcBorders>
               <w:top w:val="single" w:color="auto" w:sz="6" w:space="0"/>
               <w:left w:val="single" w:color="auto" w:sz="6" w:space="0"/>
@@ -1044,9 +1044,9 @@
         </w:trPr>
         <w:tc>
           <w:tcPr>
+            <w:tcW w:w="2000" w:type="dxa"/>
             <w:textDirection w:val="lrTb"/>
             <w:vAlign w:val="top"/>
-            <w:tcW w:w="1250" w:type="dxa"/>
             <w:tcBorders>
               <w:top w:val="single" w:color="auto" w:sz="6" w:space="0"/>
               <w:left w:val="single" w:color="auto" w:sz="6" w:space="0"/>
@@ -1073,9 +1073,9 @@
         </w:tc>
         <w:tc>
           <w:tcPr>
+            <w:tcW w:w="1700" w:type="dxa"/>
             <w:textDirection w:val="lrTb"/>
             <w:vAlign w:val="top"/>
-            <w:tcW w:w="1620" w:type="dxa"/>
             <w:tcBorders>
               <w:top w:val="single" w:color="auto" w:sz="6" w:space="0"/>
               <w:left w:val="single" w:color="auto" w:sz="6" w:space="0"/>
@@ -1102,9 +1102,9 @@
         </w:tc>
         <w:tc>
           <w:tcPr>
+            <w:tcW w:w="5660" w:type="dxa"/>
             <w:textDirection w:val="lrTb"/>
             <w:vAlign w:val="top"/>
-            <w:tcW w:w="5249" w:type="dxa"/>
             <w:tcBorders>
               <w:top w:val="single" w:color="auto" w:sz="6" w:space="0"/>
               <w:left w:val="single" w:color="auto" w:sz="6" w:space="0"/>
@@ -1152,9 +1152,9 @@
         </w:trPr>
         <w:tc>
           <w:tcPr>
+            <w:tcW w:w="2000" w:type="dxa"/>
             <w:textDirection w:val="lrTb"/>
             <w:vAlign w:val="top"/>
-            <w:tcW w:w="1250" w:type="dxa"/>
             <w:tcBorders>
               <w:top w:val="single" w:color="auto" w:sz="6" w:space="0"/>
               <w:left w:val="single" w:color="auto" w:sz="6" w:space="0"/>
@@ -1181,9 +1181,9 @@
         </w:tc>
         <w:tc>
           <w:tcPr>
+            <w:tcW w:w="1700" w:type="dxa"/>
             <w:textDirection w:val="lrTb"/>
             <w:vAlign w:val="top"/>
-            <w:tcW w:w="1620" w:type="dxa"/>
             <w:tcBorders>
               <w:top w:val="single" w:color="auto" w:sz="6" w:space="0"/>
               <w:left w:val="single" w:color="auto" w:sz="6" w:space="0"/>
@@ -1210,9 +1210,9 @@
         </w:tc>
         <w:tc>
           <w:tcPr>
+            <w:tcW w:w="5660" w:type="dxa"/>
             <w:textDirection w:val="lrTb"/>
             <w:vAlign w:val="top"/>
-            <w:tcW w:w="5249" w:type="dxa"/>
             <w:tcBorders>
               <w:top w:val="single" w:color="auto" w:sz="6" w:space="0"/>
               <w:left w:val="single" w:color="auto" w:sz="6" w:space="0"/>
@@ -4930,7 +4930,7 @@
                     <pic:cNvPicPr/>
                   </pic:nvPicPr>
                   <pic:blipFill>
-                    <a:blip r:embed="R07174b2f03ea438a" cstate="print"/>
+                    <a:blip r:embed="Rd4ad056f4d434048" cstate="print"/>
                     <a:stretch>
                       <a:fillRect/>
                     </a:stretch>
@@ -5071,7 +5071,7 @@
                     <pic:cNvPicPr/>
                   </pic:nvPicPr>
                   <pic:blipFill>
-                    <a:blip r:embed="R949f12fe69144218" cstate="print"/>
+                    <a:blip r:embed="Ra8e225d49da14e82" cstate="print"/>
                     <a:stretch>
                       <a:fillRect/>
                     </a:stretch>
@@ -5415,7 +5415,7 @@
                     <pic:cNvPicPr/>
                   </pic:nvPicPr>
                   <pic:blipFill>
-                    <a:blip r:embed="R403803d83f4e45e6" cstate="print"/>
+                    <a:blip r:embed="Re83906e933d24c15" cstate="print"/>
                     <a:stretch>
                       <a:fillRect/>
                     </a:stretch>
@@ -5473,7 +5473,7 @@
                     <pic:cNvPicPr/>
                   </pic:nvPicPr>
                   <pic:blipFill>
-                    <a:blip r:embed="R4beb84990ed44ed0" cstate="print"/>
+                    <a:blip r:embed="R827bc05111c8421d" cstate="print"/>
                     <a:stretch>
                       <a:fillRect/>
                     </a:stretch>
@@ -5568,7 +5568,7 @@
                     <pic:cNvPicPr/>
                   </pic:nvPicPr>
                   <pic:blipFill>
-                    <a:blip r:embed="R12d24ec743be4380" cstate="print"/>
+                    <a:blip r:embed="R3c8b32caab84461f" cstate="print"/>
                     <a:stretch>
                       <a:fillRect/>
                     </a:stretch>
@@ -5693,7 +5693,7 @@
                     <pic:cNvPicPr/>
                   </pic:nvPicPr>
                   <pic:blipFill>
-                    <a:blip r:embed="R82f9e3da4ff84eff" cstate="print"/>
+                    <a:blip r:embed="Rb68dc2c06b7a40d1" cstate="print"/>
                     <a:stretch>
                       <a:fillRect/>
                     </a:stretch>
@@ -5751,7 +5751,7 @@
                     <pic:cNvPicPr/>
                   </pic:nvPicPr>
                   <pic:blipFill>
-                    <a:blip r:embed="R64c748ae9d6741b3" cstate="print"/>
+                    <a:blip r:embed="R98c46e7a9427424c" cstate="print"/>
                     <a:stretch>
                       <a:fillRect/>
                     </a:stretch>
@@ -5809,7 +5809,7 @@
                     <pic:cNvPicPr/>
                   </pic:nvPicPr>
                   <pic:blipFill>
-                    <a:blip r:embed="R0cad888371094168" cstate="print"/>
+                    <a:blip r:embed="R8106558abb504a55" cstate="print"/>
                     <a:stretch>
                       <a:fillRect/>
                     </a:stretch>
@@ -5867,7 +5867,7 @@
                     <pic:cNvPicPr/>
                   </pic:nvPicPr>
                   <pic:blipFill>
-                    <a:blip r:embed="R17242b43026e422b" cstate="print"/>
+                    <a:blip r:embed="R07296e649a584edb" cstate="print"/>
                     <a:stretch>
                       <a:fillRect/>
                     </a:stretch>
@@ -5925,7 +5925,7 @@
                     <pic:cNvPicPr/>
                   </pic:nvPicPr>
                   <pic:blipFill>
-                    <a:blip r:embed="R76a4f7592c3f4a2c" cstate="print"/>
+                    <a:blip r:embed="R0efffa4abce24f74" cstate="print"/>
                     <a:stretch>
                       <a:fillRect/>
                     </a:stretch>
@@ -5983,7 +5983,7 @@
                     <pic:cNvPicPr/>
                   </pic:nvPicPr>
                   <pic:blipFill>
-                    <a:blip r:embed="R9eaddd2d597c4c64" cstate="print"/>
+                    <a:blip r:embed="R2c8d9374d8014432" cstate="print"/>
                     <a:stretch>
                       <a:fillRect/>
                     </a:stretch>

--- a/submission/00-项目报告.docx
+++ b/submission/00-项目报告.docx
@@ -8338,7 +8338,7 @@
         <w:rPr/>
       </w:pPr>
       <w:r>
-        <w:t xml:space="preserve">测试策略由四部分构成：开发前先写契约测试作为路标，每条红测试对应一个未完成模块；以机械红线强制算法层与事件层零 Qt 依赖、并禁止用字符串拼接路径；用固化的期望事件流锁定确定性；测试输入一律从素材库读取而不硬编码。持续集成分两层判定：契约红线必须全绿并受分支保护，模块测试的红只作为完成度路标而不阻塞他人。用例库共 25 个文件、11 组用例，覆盖正常路径、环与边界、坏输入、大图四类，全部要求报行号且不崩溃，分组设计见表 5-1。</w:t>
+        <w:t xml:space="preserve">测试策略由四部分构成：开发前先写契约测试作为路标，每条红测试对应一个未完成模块；以机械红线强制算法层与事件层零 Qt 依赖、并禁止用字符串拼接路径；用固化的期望事件流锁定确定性；测试输入一律从素材库读取而不硬编码。持续集成分两层判定：契约红线必须全绿并受分支保护，模块测试的红只作为完成度路标而不阻塞他人。用例库共 29 个文件、13 组用例，覆盖正常路径、环与边界、坏输入、大图四类，全部要求报行号且不崩溃，分组设计见表 5-1。</w:t>
       </w:r>
       <w:r/>
     </w:p>
@@ -8657,7 +8657,7 @@
               <w:rPr/>
             </w:pPr>
             <w:r>
-              <w:t xml:space="preserve">大图</w:t>
+              <w:t xml:space="preserve">大图与真实课程图</w:t>
             </w:r>
             <w:r/>
           </w:p>
@@ -8674,7 +8674,7 @@
               <w:rPr/>
             </w:pPr>
             <w:r>
-              <w:t xml:space="preserve">30 节点稀疏链、60 节点稀疏链</w:t>
+              <w:t xml:space="preserve">30/60 节点稀疏链、任务书图1、学业指南计算机培养方案</w:t>
             </w:r>
             <w:r/>
           </w:p>
@@ -8691,7 +8691,7 @@
               <w:rPr/>
             </w:pPr>
             <w:r>
-              <w:t xml:space="preserve">结果唯一，用于性能测量</w:t>
+              <w:t xml:space="preserve">链图结果唯一（用于性能测量）；图1 合法序 1,566,180 条；44 门课图约 10^41 量级</w:t>
             </w:r>
             <w:r/>
           </w:p>
@@ -8760,7 +8760,7 @@
         <w:rPr/>
       </w:pPr>
       <w:r>
-        <w:t xml:space="preserve">在本机执行全部测试的真实输出为 66 个用例全部通过，耗时 0.22 秒；在另一台机器复跑同一命令同样 66 个用例全部通过，耗时差异来自两个系统无显示环境初始化等开销。分模块统计见表 5-2。</w:t>
+        <w:t xml:space="preserve">在本机执行全部测试的真实输出为 81 个用例全部通过，耗时 5.5 秒（其中任务书图1 的精确计数用例约占 4 秒，其余 80 个用例合计约 1.4 秒）。分模块统计见表 5-2。</w:t>
       </w:r>
       <w:r/>
     </w:p>
@@ -8969,7 +8969,7 @@
               <w:rPr/>
             </w:pPr>
             <w:r>
-              <w:t xml:space="preserve">15</w:t>
+              <w:t xml:space="preserve">27</w:t>
             </w:r>
             <w:r/>
           </w:p>
@@ -9182,7 +9182,7 @@
               <w:rPr/>
             </w:pPr>
             <w:r>
-              <w:t xml:space="preserve">4</w:t>
+              <w:t xml:space="preserve">7</w:t>
             </w:r>
             <w:r/>
           </w:p>
@@ -10058,7 +10058,7 @@
         <w:rPr/>
       </w:pPr>
       <w:r>
-        <w:t xml:space="preserve">开发过程中暴露并修复了 5 个真实缺陷，全部有持续集成运行号或决策档案佐证，摘要见表 5-4；其中三项只能由三平台持续集成发现，反向验证了本地只验单一系统会漏检的共性问题。测试结论：功能上 66 个自动化用例全部通过，覆盖正常路径、含下游连坐的环检测、三类坏输入、容</w:t>
+        <w:t xml:space="preserve">开发过程中暴露并修复了 5 个真实缺陷，全部有持续集成运行号或决策档案佐证，摘要见表 5-4；其中三项只能由三平台持续集成发现，反向验证了本地只验单一系统会漏检的共性问题。测试结论：功能上 81 个自动化用例全部通过，覆盖正常路径、含下游连坐的环检测、三类坏输入、容</w:t>
       </w:r>
       <w:r>
         <w:t xml:space="preserve">错解析、大图规模、动画确定性与界面端到端，用例可逐条回溯到需求编号；正确性上标准图的 7 条合法序经枚举、固化文件、单元测试与界面结果流四方一致；三端通用上契约红线在三个平台强制通过，三份产物均经回归测试、空目录启动冒烟与校验和自检后发布；性能上实测远优于指标要求，结果爆炸场景由截断上限保护界面不卡死。遗留事项如实披露：Windows 与 macOS 实机手工全流程验证尚未进行，目前证据为集成环境冒烟与静态结构校验；macOS 未做正式签名与公证，首次打开需解除隔离属性。界面呈现见图 4-3 与图 4-4。</w:t>

--- a/submission/00-项目报告.docx
+++ b/submission/00-项目报告.docx
@@ -4,7 +4,7 @@
   <w:body>
     <w:p>
       <w:pPr>
-        <w:pStyle w:val="1139"/>
+        <w:pStyle w:val="1143"/>
         <w:pBdr/>
         <w:spacing/>
         <w:ind/>
@@ -71,7 +71,7 @@
     </w:p>
     <w:p>
       <w:pPr>
-        <w:pStyle w:val="1126"/>
+        <w:pStyle w:val="1130"/>
         <w:pBdr/>
         <w:spacing/>
         <w:ind/>
@@ -102,7 +102,7 @@
     </w:p>
     <w:p>
       <w:pPr>
-        <w:pStyle w:val="1126"/>
+        <w:pStyle w:val="1130"/>
         <w:pBdr/>
         <w:spacing/>
         <w:ind/>
@@ -166,7 +166,7 @@
     </w:p>
     <w:p>
       <w:pPr>
-        <w:pStyle w:val="1139"/>
+        <w:pStyle w:val="1143"/>
         <w:pBdr/>
         <w:spacing/>
         <w:ind/>
@@ -197,7 +197,7 @@
     </w:p>
     <w:p>
       <w:pPr>
-        <w:pStyle w:val="1139"/>
+        <w:pStyle w:val="1143"/>
         <w:pBdr/>
         <w:spacing/>
         <w:ind/>
@@ -233,7 +233,7 @@
     </w:p>
     <w:p>
       <w:pPr>
-        <w:pStyle w:val="1126"/>
+        <w:pStyle w:val="1130"/>
         <w:pBdr/>
         <w:spacing/>
         <w:ind/>
@@ -264,7 +264,7 @@
     </w:p>
     <w:p>
       <w:pPr>
-        <w:pStyle w:val="1126"/>
+        <w:pStyle w:val="1130"/>
         <w:pBdr/>
         <w:spacing/>
         <w:ind w:firstLine="0"/>
@@ -304,7 +304,7 @@
     </w:p>
     <w:p>
       <w:pPr>
-        <w:pStyle w:val="1126"/>
+        <w:pStyle w:val="1130"/>
         <w:pBdr/>
         <w:spacing/>
         <w:ind/>
@@ -335,7 +335,7 @@
     </w:p>
     <w:p>
       <w:pPr>
-        <w:pStyle w:val="1126"/>
+        <w:pStyle w:val="1130"/>
         <w:pBdr/>
         <w:spacing/>
         <w:ind/>
@@ -366,7 +366,7 @@
     </w:p>
     <w:p>
       <w:pPr>
-        <w:pStyle w:val="1126"/>
+        <w:pStyle w:val="1130"/>
         <w:pBdr/>
         <w:spacing/>
         <w:ind/>
@@ -397,7 +397,7 @@
     </w:p>
     <w:p>
       <w:pPr>
-        <w:pStyle w:val="1126"/>
+        <w:pStyle w:val="1130"/>
         <w:pBdr/>
         <w:spacing/>
         <w:ind/>
@@ -428,7 +428,7 @@
     </w:p>
     <w:p>
       <w:pPr>
-        <w:pStyle w:val="1126"/>
+        <w:pStyle w:val="1130"/>
         <w:pBdr/>
         <w:spacing/>
         <w:ind/>
@@ -498,7 +498,7 @@
           </w:tcPr>
           <w:p>
             <w:pPr>
-              <w:pStyle w:val="1126"/>
+              <w:pStyle w:val="1130"/>
               <w:pBdr/>
               <w:spacing/>
               <w:ind/>
@@ -549,7 +549,7 @@
           </w:tcPr>
           <w:p>
             <w:pPr>
-              <w:pStyle w:val="1126"/>
+              <w:pStyle w:val="1130"/>
               <w:pBdr/>
               <w:spacing/>
               <w:ind/>
@@ -734,6 +734,14 @@
                 <w:lang w:eastAsia="zh-CN"/>
               </w:rPr>
             </w:r>
+            <w:r>
+              <w:rPr>
+                <w:rFonts w:hint="eastAsia" w:ascii="Verdana" w:hAnsi="Verdana"/>
+                <w:sz w:val="28"/>
+                <w:szCs w:val="28"/>
+                <w:lang w:eastAsia="zh-CN"/>
+              </w:rPr>
+            </w:r>
           </w:p>
         </w:tc>
       </w:tr>
@@ -753,7 +761,7 @@
           </w:tcPr>
           <w:p>
             <w:pPr>
-              <w:pStyle w:val="1126"/>
+              <w:pStyle w:val="1130"/>
               <w:pBdr/>
               <w:spacing/>
               <w:ind/>
@@ -804,7 +812,7 @@
           </w:tcPr>
           <w:p>
             <w:pPr>
-              <w:pStyle w:val="1126"/>
+              <w:pStyle w:val="1130"/>
               <w:pBdr/>
               <w:spacing/>
               <w:ind/>
@@ -847,7 +855,7 @@
     </w:tbl>
     <w:p>
       <w:pPr>
-        <w:pStyle w:val="1126"/>
+        <w:pStyle w:val="1130"/>
         <w:pBdr/>
         <w:spacing/>
         <w:ind/>
@@ -888,7 +896,7 @@
     </w:p>
     <w:p>
       <w:pPr>
-        <w:pStyle w:val="1139"/>
+        <w:pStyle w:val="1143"/>
         <w:pBdr/>
         <w:spacing/>
         <w:ind/>
@@ -918,7 +926,7 @@
     </w:p>
     <w:p>
       <w:pPr>
-        <w:pStyle w:val="1139"/>
+        <w:pStyle w:val="1143"/>
         <w:pBdr/>
         <w:spacing/>
         <w:ind/>
@@ -990,7 +998,7 @@
           </w:tcPr>
           <w:p>
             <w:pPr>
-              <w:pStyle w:val="1145"/>
+              <w:pStyle w:val="1149"/>
               <w:pBdr/>
               <w:spacing/>
               <w:ind/>
@@ -1039,7 +1047,7 @@
           </w:tcPr>
           <w:p>
             <w:pPr>
-              <w:pStyle w:val="1145"/>
+              <w:pStyle w:val="1149"/>
               <w:pBdr/>
               <w:spacing/>
               <w:ind/>
@@ -1088,7 +1096,7 @@
           </w:tcPr>
           <w:p>
             <w:pPr>
-              <w:pStyle w:val="1145"/>
+              <w:pStyle w:val="1149"/>
               <w:pBdr/>
               <w:spacing/>
               <w:ind/>
@@ -1140,7 +1148,7 @@
           </w:tcPr>
           <w:p>
             <w:pPr>
-              <w:pStyle w:val="1145"/>
+              <w:pStyle w:val="1149"/>
               <w:pBdr/>
               <w:spacing/>
               <w:ind/>
@@ -1184,7 +1192,7 @@
           </w:tcPr>
           <w:p>
             <w:pPr>
-              <w:pStyle w:val="1145"/>
+              <w:pStyle w:val="1149"/>
               <w:pBdr/>
               <w:spacing/>
               <w:ind/>
@@ -1228,7 +1236,7 @@
           </w:tcPr>
           <w:p>
             <w:pPr>
-              <w:pStyle w:val="1145"/>
+              <w:pStyle w:val="1149"/>
               <w:pBdr/>
               <w:spacing/>
               <w:ind/>
@@ -1275,7 +1283,7 @@
           </w:tcPr>
           <w:p>
             <w:pPr>
-              <w:pStyle w:val="1145"/>
+              <w:pStyle w:val="1149"/>
               <w:pBdr/>
               <w:spacing/>
               <w:ind/>
@@ -1319,7 +1327,7 @@
           </w:tcPr>
           <w:p>
             <w:pPr>
-              <w:pStyle w:val="1145"/>
+              <w:pStyle w:val="1149"/>
               <w:pBdr/>
               <w:spacing/>
               <w:ind/>
@@ -1363,7 +1371,7 @@
           </w:tcPr>
           <w:p>
             <w:pPr>
-              <w:pStyle w:val="1145"/>
+              <w:pStyle w:val="1149"/>
               <w:pBdr/>
               <w:spacing/>
               <w:ind/>
@@ -1410,7 +1418,7 @@
           </w:tcPr>
           <w:p>
             <w:pPr>
-              <w:pStyle w:val="1145"/>
+              <w:pStyle w:val="1149"/>
               <w:pBdr/>
               <w:spacing/>
               <w:ind/>
@@ -1454,7 +1462,7 @@
           </w:tcPr>
           <w:p>
             <w:pPr>
-              <w:pStyle w:val="1145"/>
+              <w:pStyle w:val="1149"/>
               <w:pBdr/>
               <w:spacing/>
               <w:ind/>
@@ -1498,7 +1506,7 @@
           </w:tcPr>
           <w:p>
             <w:pPr>
-              <w:pStyle w:val="1145"/>
+              <w:pStyle w:val="1149"/>
               <w:pBdr/>
               <w:spacing/>
               <w:ind/>
@@ -1545,7 +1553,7 @@
           </w:tcPr>
           <w:p>
             <w:pPr>
-              <w:pStyle w:val="1145"/>
+              <w:pStyle w:val="1149"/>
               <w:pBdr/>
               <w:spacing/>
               <w:ind/>
@@ -1589,7 +1597,7 @@
           </w:tcPr>
           <w:p>
             <w:pPr>
-              <w:pStyle w:val="1145"/>
+              <w:pStyle w:val="1149"/>
               <w:pBdr/>
               <w:spacing/>
               <w:ind/>
@@ -1633,7 +1641,7 @@
           </w:tcPr>
           <w:p>
             <w:pPr>
-              <w:pStyle w:val="1145"/>
+              <w:pStyle w:val="1149"/>
               <w:pBdr/>
               <w:spacing/>
               <w:ind/>
@@ -1680,7 +1688,7 @@
           </w:tcPr>
           <w:p>
             <w:pPr>
-              <w:pStyle w:val="1145"/>
+              <w:pStyle w:val="1149"/>
               <w:pBdr/>
               <w:spacing/>
               <w:ind/>
@@ -1724,7 +1732,7 @@
           </w:tcPr>
           <w:p>
             <w:pPr>
-              <w:pStyle w:val="1145"/>
+              <w:pStyle w:val="1149"/>
               <w:pBdr/>
               <w:spacing/>
               <w:ind/>
@@ -1768,7 +1776,7 @@
           </w:tcPr>
           <w:p>
             <w:pPr>
-              <w:pStyle w:val="1145"/>
+              <w:pStyle w:val="1149"/>
               <w:pBdr/>
               <w:spacing/>
               <w:ind/>
@@ -1802,7 +1810,7 @@
     </w:tbl>
     <w:p>
       <w:pPr>
-        <w:pStyle w:val="1139"/>
+        <w:pStyle w:val="1143"/>
         <w:pBdr/>
         <w:spacing/>
         <w:ind w:firstLine="0"/>
@@ -1875,7 +1883,7 @@
           </w:tcPr>
           <w:p>
             <w:pPr>
-              <w:pStyle w:val="1145"/>
+              <w:pStyle w:val="1149"/>
               <w:pBdr/>
               <w:spacing/>
               <w:ind/>
@@ -1924,7 +1932,7 @@
           </w:tcPr>
           <w:p>
             <w:pPr>
-              <w:pStyle w:val="1145"/>
+              <w:pStyle w:val="1149"/>
               <w:pBdr/>
               <w:spacing/>
               <w:ind/>
@@ -1973,7 +1981,7 @@
           </w:tcPr>
           <w:p>
             <w:pPr>
-              <w:pStyle w:val="1145"/>
+              <w:pStyle w:val="1149"/>
               <w:pBdr/>
               <w:spacing/>
               <w:ind/>
@@ -2022,7 +2030,7 @@
           </w:tcPr>
           <w:p>
             <w:pPr>
-              <w:pStyle w:val="1145"/>
+              <w:pStyle w:val="1149"/>
               <w:pBdr/>
               <w:spacing/>
               <w:ind/>
@@ -2074,7 +2082,7 @@
           </w:tcPr>
           <w:p>
             <w:pPr>
-              <w:pStyle w:val="1145"/>
+              <w:pStyle w:val="1149"/>
               <w:pBdr/>
               <w:spacing/>
               <w:ind/>
@@ -2118,7 +2126,7 @@
           </w:tcPr>
           <w:p>
             <w:pPr>
-              <w:pStyle w:val="1145"/>
+              <w:pStyle w:val="1149"/>
               <w:pBdr/>
               <w:spacing/>
               <w:ind/>
@@ -2162,7 +2170,7 @@
           </w:tcPr>
           <w:p>
             <w:pPr>
-              <w:pStyle w:val="1145"/>
+              <w:pStyle w:val="1149"/>
               <w:pBdr/>
               <w:spacing/>
               <w:ind/>
@@ -2206,7 +2214,7 @@
           </w:tcPr>
           <w:p>
             <w:pPr>
-              <w:pStyle w:val="1145"/>
+              <w:pStyle w:val="1149"/>
               <w:pBdr/>
               <w:spacing/>
               <w:ind/>
@@ -2253,7 +2261,7 @@
           </w:tcPr>
           <w:p>
             <w:pPr>
-              <w:pStyle w:val="1145"/>
+              <w:pStyle w:val="1149"/>
               <w:pBdr/>
               <w:spacing/>
               <w:ind/>
@@ -2297,7 +2305,7 @@
           </w:tcPr>
           <w:p>
             <w:pPr>
-              <w:pStyle w:val="1145"/>
+              <w:pStyle w:val="1149"/>
               <w:pBdr/>
               <w:spacing/>
               <w:ind/>
@@ -2341,7 +2349,7 @@
           </w:tcPr>
           <w:p>
             <w:pPr>
-              <w:pStyle w:val="1145"/>
+              <w:pStyle w:val="1149"/>
               <w:pBdr/>
               <w:spacing/>
               <w:ind/>
@@ -2385,7 +2393,7 @@
           </w:tcPr>
           <w:p>
             <w:pPr>
-              <w:pStyle w:val="1145"/>
+              <w:pStyle w:val="1149"/>
               <w:pBdr/>
               <w:spacing/>
               <w:ind/>
@@ -2432,7 +2440,7 @@
           </w:tcPr>
           <w:p>
             <w:pPr>
-              <w:pStyle w:val="1145"/>
+              <w:pStyle w:val="1149"/>
               <w:pBdr/>
               <w:spacing/>
               <w:ind/>
@@ -2476,7 +2484,7 @@
           </w:tcPr>
           <w:p>
             <w:pPr>
-              <w:pStyle w:val="1145"/>
+              <w:pStyle w:val="1149"/>
               <w:pBdr/>
               <w:spacing/>
               <w:ind/>
@@ -2520,7 +2528,7 @@
           </w:tcPr>
           <w:p>
             <w:pPr>
-              <w:pStyle w:val="1145"/>
+              <w:pStyle w:val="1149"/>
               <w:pBdr/>
               <w:spacing/>
               <w:ind/>
@@ -2564,7 +2572,7 @@
           </w:tcPr>
           <w:p>
             <w:pPr>
-              <w:pStyle w:val="1145"/>
+              <w:pStyle w:val="1149"/>
               <w:pBdr/>
               <w:spacing/>
               <w:ind/>
@@ -2611,7 +2619,7 @@
           </w:tcPr>
           <w:p>
             <w:pPr>
-              <w:pStyle w:val="1145"/>
+              <w:pStyle w:val="1149"/>
               <w:pBdr/>
               <w:spacing/>
               <w:ind/>
@@ -2655,7 +2663,7 @@
           </w:tcPr>
           <w:p>
             <w:pPr>
-              <w:pStyle w:val="1145"/>
+              <w:pStyle w:val="1149"/>
               <w:pBdr/>
               <w:spacing/>
               <w:ind/>
@@ -2699,7 +2707,7 @@
           </w:tcPr>
           <w:p>
             <w:pPr>
-              <w:pStyle w:val="1145"/>
+              <w:pStyle w:val="1149"/>
               <w:pBdr/>
               <w:spacing/>
               <w:ind/>
@@ -2743,7 +2751,7 @@
           </w:tcPr>
           <w:p>
             <w:pPr>
-              <w:pStyle w:val="1145"/>
+              <w:pStyle w:val="1149"/>
               <w:pBdr/>
               <w:spacing/>
               <w:ind/>
@@ -2790,7 +2798,7 @@
           </w:tcPr>
           <w:p>
             <w:pPr>
-              <w:pStyle w:val="1145"/>
+              <w:pStyle w:val="1149"/>
               <w:pBdr/>
               <w:spacing/>
               <w:ind/>
@@ -2834,7 +2842,7 @@
           </w:tcPr>
           <w:p>
             <w:pPr>
-              <w:pStyle w:val="1145"/>
+              <w:pStyle w:val="1149"/>
               <w:pBdr/>
               <w:spacing/>
               <w:ind/>
@@ -2878,7 +2886,7 @@
           </w:tcPr>
           <w:p>
             <w:pPr>
-              <w:pStyle w:val="1145"/>
+              <w:pStyle w:val="1149"/>
               <w:pBdr/>
               <w:spacing/>
               <w:ind/>
@@ -2922,7 +2930,7 @@
           </w:tcPr>
           <w:p>
             <w:pPr>
-              <w:pStyle w:val="1145"/>
+              <w:pStyle w:val="1149"/>
               <w:pBdr/>
               <w:spacing/>
               <w:ind/>
@@ -2969,7 +2977,7 @@
           </w:tcPr>
           <w:p>
             <w:pPr>
-              <w:pStyle w:val="1145"/>
+              <w:pStyle w:val="1149"/>
               <w:pBdr/>
               <w:spacing/>
               <w:ind/>
@@ -3013,7 +3021,7 @@
           </w:tcPr>
           <w:p>
             <w:pPr>
-              <w:pStyle w:val="1145"/>
+              <w:pStyle w:val="1149"/>
               <w:pBdr/>
               <w:spacing/>
               <w:ind/>
@@ -3057,7 +3065,7 @@
           </w:tcPr>
           <w:p>
             <w:pPr>
-              <w:pStyle w:val="1145"/>
+              <w:pStyle w:val="1149"/>
               <w:pBdr/>
               <w:spacing/>
               <w:ind/>
@@ -3101,7 +3109,7 @@
           </w:tcPr>
           <w:p>
             <w:pPr>
-              <w:pStyle w:val="1145"/>
+              <w:pStyle w:val="1149"/>
               <w:pBdr/>
               <w:spacing/>
               <w:ind/>
@@ -3135,7 +3143,7 @@
     </w:tbl>
     <w:p>
       <w:pPr>
-        <w:pStyle w:val="1139"/>
+        <w:pStyle w:val="1143"/>
         <w:pBdr/>
         <w:spacing/>
         <w:ind/>
@@ -3170,7 +3178,7 @@
     </w:p>
     <w:p>
       <w:pPr>
-        <w:pStyle w:val="1140"/>
+        <w:pStyle w:val="1144"/>
         <w:pBdr/>
         <w:tabs>
           <w:tab w:val="left" w:leader="none" w:pos="420"/>
@@ -3295,7 +3303,7 @@
     </w:p>
     <w:p>
       <w:pPr>
-        <w:pStyle w:val="1140"/>
+        <w:pStyle w:val="1144"/>
         <w:pBdr/>
         <w:tabs>
           <w:tab w:val="left" w:leader="none" w:pos="420"/>
@@ -3386,7 +3394,7 @@
     </w:p>
     <w:p>
       <w:pPr>
-        <w:pStyle w:val="1140"/>
+        <w:pStyle w:val="1144"/>
         <w:pBdr/>
         <w:tabs>
           <w:tab w:val="left" w:leader="none" w:pos="420"/>
@@ -3477,7 +3485,7 @@
     </w:p>
     <w:p>
       <w:pPr>
-        <w:pStyle w:val="1141"/>
+        <w:pStyle w:val="1145"/>
         <w:pBdr/>
         <w:tabs>
           <w:tab w:val="left" w:leader="none" w:pos="840"/>
@@ -3560,7 +3568,7 @@
     </w:p>
     <w:p>
       <w:pPr>
-        <w:pStyle w:val="1141"/>
+        <w:pStyle w:val="1145"/>
         <w:pBdr/>
         <w:tabs>
           <w:tab w:val="left" w:leader="none" w:pos="840"/>
@@ -3643,7 +3651,7 @@
     </w:p>
     <w:p>
       <w:pPr>
-        <w:pStyle w:val="1141"/>
+        <w:pStyle w:val="1145"/>
         <w:pBdr/>
         <w:tabs>
           <w:tab w:val="left" w:leader="none" w:pos="840"/>
@@ -3726,7 +3734,7 @@
     </w:p>
     <w:p>
       <w:pPr>
-        <w:pStyle w:val="1140"/>
+        <w:pStyle w:val="1144"/>
         <w:pBdr/>
         <w:tabs>
           <w:tab w:val="left" w:leader="none" w:pos="420"/>
@@ -3817,7 +3825,7 @@
     </w:p>
     <w:p>
       <w:pPr>
-        <w:pStyle w:val="1140"/>
+        <w:pStyle w:val="1144"/>
         <w:pBdr/>
         <w:tabs>
           <w:tab w:val="left" w:leader="none" w:pos="420"/>
@@ -3908,7 +3916,7 @@
     </w:p>
     <w:p>
       <w:pPr>
-        <w:pStyle w:val="1140"/>
+        <w:pStyle w:val="1144"/>
         <w:pBdr/>
         <w:tabs>
           <w:tab w:val="left" w:leader="none" w:pos="420"/>
@@ -3999,7 +4007,7 @@
     </w:p>
     <w:p>
       <w:pPr>
-        <w:pStyle w:val="1140"/>
+        <w:pStyle w:val="1144"/>
         <w:pBdr/>
         <w:tabs>
           <w:tab w:val="left" w:leader="none" w:pos="420"/>
@@ -4090,7 +4098,7 @@
     </w:p>
     <w:p>
       <w:pPr>
-        <w:pStyle w:val="1140"/>
+        <w:pStyle w:val="1144"/>
         <w:pBdr/>
         <w:tabs>
           <w:tab w:val="left" w:leader="none" w:pos="420"/>
@@ -4181,7 +4189,7 @@
     </w:p>
     <w:p>
       <w:pPr>
-        <w:pStyle w:val="1139"/>
+        <w:pStyle w:val="1143"/>
         <w:pBdr/>
         <w:spacing/>
         <w:ind/>
@@ -4219,7 +4227,7 @@
     </w:p>
     <w:p>
       <w:pPr>
-        <w:pStyle w:val="1127"/>
+        <w:pStyle w:val="1131"/>
         <w:pBdr/>
         <w:spacing/>
         <w:ind w:hanging="720" w:left="720"/>
@@ -4932,7 +4940,7 @@
     </w:p>
     <w:p>
       <w:pPr>
-        <w:pStyle w:val="1126"/>
+        <w:pStyle w:val="1130"/>
         <w:pBdr/>
         <w:spacing/>
         <w:ind/>
@@ -4962,7 +4970,7 @@
     </w:p>
     <w:p>
       <w:pPr>
-        <w:pStyle w:val="1127"/>
+        <w:pStyle w:val="1131"/>
         <w:pBdr/>
         <w:spacing/>
         <w:ind w:hanging="720" w:left="720"/>
@@ -6387,7 +6395,7 @@
     </w:p>
     <w:p>
       <w:pPr>
-        <w:pStyle w:val="1126"/>
+        <w:pStyle w:val="1130"/>
         <w:pBdr/>
         <w:spacing/>
         <w:ind/>
@@ -6417,7 +6425,7 @@
     </w:p>
     <w:p>
       <w:pPr>
-        <w:pStyle w:val="1127"/>
+        <w:pStyle w:val="1131"/>
         <w:pBdr/>
         <w:spacing/>
         <w:ind w:hanging="720" w:left="720"/>
@@ -6471,7 +6479,7 @@
     </w:p>
     <w:p>
       <w:pPr>
-        <w:pStyle w:val="1128"/>
+        <w:pStyle w:val="1132"/>
         <w:pBdr/>
         <w:spacing/>
         <w:ind/>
@@ -7105,7 +7113,7 @@
     </w:p>
     <w:p>
       <w:pPr>
-        <w:pStyle w:val="1128"/>
+        <w:pStyle w:val="1132"/>
         <w:pBdr/>
         <w:spacing/>
         <w:ind/>
@@ -7361,7 +7369,7 @@
     </w:p>
     <w:p>
       <w:pPr>
-        <w:pStyle w:val="1128"/>
+        <w:pStyle w:val="1132"/>
         <w:pBdr/>
         <w:spacing/>
         <w:ind/>
@@ -7555,16 +7563,19 @@
         <w:rPr/>
       </w:pPr>
       <w:r>
-        <w:t xml:space="preserve">规模防护针对阶乘级爆炸设置两级措施：(1) 截断参数，累计完成数达上限即停止推进，已得结</w:t>
+        <w:t xml:space="preserve">规模防护针对结果数阶乘级增长设置两级措施：(1) 截断参数，累计完成数达上限即停止推进，已得结</w:t>
       </w:r>
       <w:r>
-        <w:t xml:space="preserve">果保留；(2) 前置保险丝，仅按完成数点火太晚，改为开新分支前检查已完成数与活跃分支数之和是否达到上限，达到即不再分叉，在爆炸发生前掐断。该设计有实测触发背景：逐拍交错调度下首条分支需若干步才产出首个完成事件，宽并行图此前分支已按组合数爆炸，30 节点双链曾出现 26 秒零产出。界面层另设结果条数上限 2000，由算法层截断，防止稠密分叉图卡死界面。需要说明的是，精确计数等价于统计偏序的线性扩展个数，一般情形属于计数复杂度类难题，极速模式只表示避免构造结果列表，真正决定耗时的是搜索树叶子总数而非节点数本身。</w:t>
+        <w:t xml:space="preserve">果保留；(2) </w:t>
+      </w:r>
+      <w:r>
+        <w:t xml:space="preserve">开新分支前检查已完成数与活跃分支数之和是否达到上限，达到即不再分叉，避免结果数继续激增。该设计有实测触发背景：逐拍交错调度下首条分支需若干步才产出首个完成事件，宽并行图的分支数会按组合数增长，30 节点双链曾出现 26 秒零产出。界面层另设结果条数上限 2000，由算法层截断，防止稠密分叉图卡死界面。</w:t>
       </w:r>
       <w:r/>
     </w:p>
     <w:p>
       <w:pPr>
-        <w:pStyle w:val="1126"/>
+        <w:pStyle w:val="1130"/>
         <w:pBdr/>
         <w:spacing/>
         <w:ind/>
@@ -7594,7 +7605,7 @@
     </w:p>
     <w:p>
       <w:pPr>
-        <w:pStyle w:val="1127"/>
+        <w:pStyle w:val="1131"/>
         <w:pBdr/>
         <w:spacing/>
         <w:ind w:hanging="720" w:left="720"/>
@@ -8260,7 +8271,7 @@
     </w:p>
     <w:p>
       <w:pPr>
-        <w:pStyle w:val="1126"/>
+        <w:pStyle w:val="1130"/>
         <w:pBdr/>
         <w:spacing/>
         <w:ind/>
@@ -8290,7 +8301,7 @@
     </w:p>
     <w:p>
       <w:pPr>
-        <w:pStyle w:val="1127"/>
+        <w:pStyle w:val="1131"/>
         <w:pBdr/>
         <w:spacing/>
         <w:ind w:hanging="720" w:left="720"/>
@@ -8338,7 +8349,7 @@
         <w:rPr/>
       </w:pPr>
       <w:r>
-        <w:t xml:space="preserve">测试策略由四部分构成：开发前先写契约测试作为路标，每条红测试对应一个未完成模块；以机械红线强制算法层与事件层零 Qt 依赖、并禁止用字符串拼接路径；用固化的期望事件流锁定确定性；测试输入一律从素材库读取而不硬编码。持续集成分两层判定：契约红线必须全绿并受分支保护，模块测试的红只作为完成度路标而不阻塞他人。用例库共 29 个文件、13 组用例，覆盖正常路径、环与边界、坏输入、大图四类，全部要求报行号且不崩溃，分组设计见表 5-1。</w:t>
+        <w:t xml:space="preserve">测试策略由四部分构成：开发前先写契约测试作为各模块完成度的标记，每条未通过的测试对应一个未完成模块；用自动化检查强制算法层与事件层零 Qt 依赖、并禁止用字符串拼接路径；用固化的期望事件流锁定确定性；测试输入一律从素材库读取而不硬编码。持续集成分两层判定：契约检查必须全部通过并受分支保护，模块测试未通过只作为完成度标记，不阻塞他人。用例库共 29 个文件、13 组用例，覆盖正常路径、环与边界、坏输入、大图四类，全部要求报行号且不崩溃，分组设计见表 5-1。</w:t>
       </w:r>
       <w:r/>
     </w:p>
@@ -8760,7 +8771,7 @@
         <w:rPr/>
       </w:pPr>
       <w:r>
-        <w:t xml:space="preserve">在本机执行全部测试的真实输出为 81 个用例全部通过，耗时 5.5 秒（其中任务书图1 的精确计数用例约占 4 秒，其余 80 个用例合计约 1.4 秒）。分模块统计见表 5-2。</w:t>
+        <w:t xml:space="preserve">在本机执行全部测试的真实输出为 81 个用例全部通过，耗时 5.5 秒（含任务书图1 的精确计数约 4 秒）。分模块统计见表 5-2。</w:t>
       </w:r>
       <w:r/>
     </w:p>
@@ -8932,7 +8943,7 @@
               <w:rPr/>
             </w:pPr>
             <w:r>
-              <w:t xml:space="preserve">零 Qt 红线、路径拼接红线</w:t>
+              <w:t xml:space="preserve">零 Qt 依赖检查、路径拼接检查</w:t>
             </w:r>
             <w:r/>
           </w:p>
@@ -9216,7 +9227,7 @@
               <w:rPr/>
             </w:pPr>
             <w:r>
-              <w:t xml:space="preserve">端到端冒烟、两类错误提示、文件存取往返</w:t>
+              <w:t xml:space="preserve">端到端自检、两类错误提示、文件存取往返、结果上限与超限披露</w:t>
             </w:r>
             <w:r/>
           </w:p>
@@ -9847,7 +9858,7 @@
               <w:rPr/>
             </w:pPr>
             <w:r>
-              <w:t xml:space="preserve">Windows 冒烟误判失败</w:t>
+              <w:t xml:space="preserve">Windows 启动自检误判为失败</w:t>
             </w:r>
             <w:r/>
           </w:p>
@@ -9901,7 +9912,7 @@
               <w:rPr/>
             </w:pPr>
             <w:r>
-              <w:t xml:space="preserve">三平台构建全绿但发布失败</w:t>
+              <w:t xml:space="preserve">三平台构建全部通过但发布失败</w:t>
             </w:r>
             <w:r/>
           </w:p>
@@ -10061,13 +10072,13 @@
         <w:t xml:space="preserve">开发过程中暴露并修复了 5 个真实缺陷，全部有持续集成运行号或决策档案佐证，摘要见表 5-4；其中三项只能由三平台持续集成发现，反向验证了本地只验单一系统会漏检的共性问题。测试结论：功能上 81 个自动化用例全部通过，覆盖正常路径、含下游连坐的环检测、三类坏输入、容</w:t>
       </w:r>
       <w:r>
-        <w:t xml:space="preserve">错解析、大图规模、动画确定性与界面端到端，用例可逐条回溯到需求编号；正确性上标准图的 7 条合法序经枚举、固化文件、单元测试与界面结果流四方一致；三端通用上契约红线在三个平台强制通过，三份产物均经回归测试、空目录启动冒烟与校验和自检后发布；性能上实测远优于指标要求，结果爆炸场景由截断上限保护界面不卡死。遗留事项如实披露：Windows 与 macOS 实机手工全流程验证尚未进行，目前证据为集成环境冒烟与静态结构校验；macOS 未做正式签名与公证，首次打开需解除隔离属性。界面呈现见图 4-3 与图 4-4。</w:t>
+        <w:t xml:space="preserve">错解析、大图规模、动画确定性与界面端到端，用例可逐条回溯到需求编号；正确性上标准图的 7 条合法序经枚举、固化文件、单元测试与界面结果流四方一致；三端通用上契约检查在三个平台强制通过，三份产物均经回归测试、空目录启动自检与校验和复核后发布；性能上实测远优于指标要求，结果数激增的场景由截断上限保护界面不卡死。遗留事项如实披露：Windows 与 macOS 实机手工全流程验证尚未进行，目前证据为集成环境自检与静态结构校验；macOS 未做正式签名与公证，首次打开需解除隔离属性。界面呈现见图 4-3 与图 4-4。</w:t>
       </w:r>
       <w:r/>
     </w:p>
     <w:p>
       <w:pPr>
-        <w:pStyle w:val="1126"/>
+        <w:pStyle w:val="1130"/>
         <w:pBdr/>
         <w:spacing/>
         <w:ind/>
@@ -10097,7 +10108,7 @@
     </w:p>
     <w:p>
       <w:pPr>
-        <w:pStyle w:val="1127"/>
+        <w:pStyle w:val="1131"/>
         <w:pBdr/>
         <w:spacing/>
         <w:ind w:hanging="720" w:left="720"/>
@@ -10148,7 +10159,7 @@
         <w:t xml:space="preserve">系统特色可归纳为七点：(1) 算法全自研且正确性经独立复核，枚举结果通过穷举全部排列验证，并据此修正了错误的基础数据，算法没有为迁就错误计数而漏解；(2) 把算法过程变成看得见的多路并发，不止展示一条排序路径，而是用泳道伪并发同时呈现多条合法序的推进过程；(3) 确定性可验收，通过集合遍历一律按字典序的契约级约束与</w:t>
       </w:r>
       <w:r>
-        <w:t xml:space="preserve">固化事件流文件，把动画可复现从主观感受变成可机械比对的性质；(4) 环检测语义完整，不只报告环上节点，还报告被环阻塞的下游节点，更符合用户排查依赖矛盾的实际需要；(5) 规模风险有前置防护，截断参数与开分支前置保险丝在爆炸发生前掐断而非等超时；(6) 三端一致交付，组内没有 Windows 开发机，通过三平台矩阵把这一约束转化为每次提交自动验证三端的优势，产物附校验值；(7) 工程规范可追溯，十余篇决策档案与只增不改的素材库保证从零可复现，算法红线由机械检查强制。在上述基础上可扩展的方向如表 6-1 所示。</w:t>
+        <w:t xml:space="preserve">固化事件流文件，把动画可复现从主观感受变成可机械比对的性质；(4) 环检测语义完整，不只报告环上节点，还报告被环阻塞的下游节点，更符合用户排查依赖矛盾的实际需要；(5) 规模风险有前置防护：截断参数与开新分支前的阈值检查会在结果数激增前生效，不必依赖超时；(6) 三端一致交付，组内没有 Windows 开发机，通过三平台矩阵把这一约束转化为每次提交自动验证三端的优势，产物附校验值；(7) 工程规范可追溯，十余篇决策档案与只增不改的素材库保证从零可复现，算法自研要求由自动化检查强制。在上述基础上可扩展的方向如表 6-1 所示。</w:t>
       </w:r>
       <w:r/>
     </w:p>
@@ -10518,7 +10529,7 @@
     </w:tbl>
     <w:p>
       <w:pPr>
-        <w:pStyle w:val="1126"/>
+        <w:pStyle w:val="1130"/>
         <w:pBdr/>
         <w:spacing/>
         <w:ind/>
@@ -10544,7 +10555,7 @@
     </w:p>
     <w:p>
       <w:pPr>
-        <w:pStyle w:val="1127"/>
+        <w:pStyle w:val="1131"/>
         <w:pBdr/>
         <w:spacing/>
         <w:ind w:hanging="720" w:left="720"/>
@@ -10729,7 +10740,7 @@
               <w:rPr/>
             </w:pPr>
             <w:r>
-              <w:t xml:space="preserve">可复现比写得快更重要，决策留档让并行开发分歧显著减少，踩坑只有写成机械判定才算真正通用</w:t>
+              <w:t xml:space="preserve">可复现比写得快更重要，决策留档让并行开发分歧显著减少，问题只有转成机械化的自动判定才算真正解决</w:t>
             </w:r>
             <w:r/>
           </w:p>
@@ -10945,7 +10956,7 @@
               <w:rPr/>
             </w:pPr>
             <w:r>
-              <w:t xml:space="preserve">契约是协作的锚，因为错误的原因变绿比红着更危险，留痕不是负担而是写报告时的素材</w:t>
+              <w:t xml:space="preserve">契约是协作的基础，因错误原因通过测试比测试未通过更危险，留痕不是负担而是写报告时的素材</w:t>
             </w:r>
             <w:r/>
           </w:p>
@@ -10954,46 +10965,7 @@
     </w:tbl>
     <w:p>
       <w:pPr>
-        <w:pStyle w:val="1139"/>
-        <w:pBdr/>
-        <w:spacing/>
-        <w:ind/>
-        <w:jc w:val="left"/>
-        <w:rPr>
-          <w:rFonts w:hint="eastAsia"/>
-          <w:sz w:val="21"/>
-          <w:szCs w:val="21"/>
-          <w:lang w:eastAsia="zh-CN"/>
-        </w:rPr>
-      </w:pPr>
-      <w:r>
-        <w:rPr>
-          <w:rFonts w:hint="eastAsia"/>
-          <w:sz w:val="21"/>
-          <w:szCs w:val="21"/>
-          <w:lang w:eastAsia="zh-CN"/>
-        </w:rPr>
-      </w:r>
-      <w:r>
-        <w:rPr>
-          <w:rFonts w:hint="eastAsia"/>
-          <w:sz w:val="21"/>
-          <w:szCs w:val="21"/>
-          <w:lang w:eastAsia="zh-CN"/>
-        </w:rPr>
-      </w:r>
-      <w:r>
-        <w:rPr>
-          <w:rFonts w:hint="eastAsia"/>
-          <w:sz w:val="21"/>
-          <w:szCs w:val="21"/>
-          <w:lang w:eastAsia="zh-CN"/>
-        </w:rPr>
-      </w:r>
-    </w:p>
-    <w:p>
-      <w:pPr>
-        <w:pStyle w:val="1127"/>
+        <w:pStyle w:val="1131"/>
         <w:pBdr/>
         <w:spacing/>
         <w:ind w:hanging="720" w:left="720"/>
@@ -11213,7 +11185,7 @@
               <w:rPr/>
             </w:pPr>
             <w:r>
-              <w:t xml:space="preserve">任务宣讲、五人模块分工、留档纪律与算法自研红线</w:t>
+              <w:t xml:space="preserve">任务宣讲、五人模块分工、留档纪律与算法自研要求</w:t>
             </w:r>
             <w:r/>
           </w:p>
@@ -11507,7 +11479,7 @@
     <w:p>
       <w:pPr>
         <w:pBdr/>
-        <w:spacing w:before="0" w:after="0" w:line="20" w:lineRule="exact"/>
+        <w:spacing w:after="0" w:before="0" w:line="20" w:lineRule="exact"/>
         <w:ind/>
         <w:rPr>
           <w:sz w:val="2"/>
@@ -11520,6 +11492,13 @@
           <w:sz w:val="2"/>
           <w:szCs w:val="2"/>
           <w:lang w:val="zh-Hans" w:bidi="zh-Hans"/>
+        </w:rPr>
+      </w:r>
+      <w:r>
+        <w:rPr>
+          <w:sz w:val="2"/>
+          <w:szCs w:val="2"/>
+          <w:lang w:val="zh-Hans"/>
         </w:rPr>
       </w:r>
       <w:r>
@@ -11623,7 +11602,7 @@
         </w:tcPr>
         <w:p>
           <w:pPr>
-            <w:pStyle w:val="1126"/>
+            <w:pStyle w:val="1130"/>
             <w:pBdr/>
             <w:spacing/>
             <w:ind w:right="360"/>
@@ -11666,7 +11645,7 @@
         </w:tcPr>
         <w:p>
           <w:pPr>
-            <w:pStyle w:val="1126"/>
+            <w:pStyle w:val="1130"/>
             <w:pBdr/>
             <w:spacing/>
             <w:ind/>
@@ -11753,7 +11732,7 @@
         </w:tcPr>
         <w:p>
           <w:pPr>
-            <w:pStyle w:val="1126"/>
+            <w:pStyle w:val="1130"/>
             <w:pBdr/>
             <w:spacing/>
             <w:ind/>
@@ -11888,7 +11867,7 @@
   </w:tbl>
   <w:p>
     <w:pPr>
-      <w:pStyle w:val="1144"/>
+      <w:pStyle w:val="1148"/>
       <w:pBdr/>
       <w:spacing/>
       <w:ind/>
@@ -11937,7 +11916,7 @@
 <w:hdr xmlns:wpc="http://schemas.microsoft.com/office/word/2010/wordprocessingCanvas" xmlns:mc="http://schemas.openxmlformats.org/markup-compatibility/2006" xmlns:o="urn:schemas-microsoft-com:office:office" xmlns:r="http://schemas.openxmlformats.org/officeDocument/2006/relationships" xmlns:m="http://schemas.openxmlformats.org/officeDocument/2006/math" xmlns:v="urn:schemas-microsoft-com:vml" xmlns:wp14="http://schemas.microsoft.com/office/word/2010/wordprocessingDrawing" xmlns:wp="http://schemas.openxmlformats.org/drawingml/2006/wordprocessingDrawing" xmlns:w10="urn:schemas-microsoft-com:office:word" xmlns:w="http://schemas.openxmlformats.org/wordprocessingml/2006/main" xmlns:w14="http://schemas.microsoft.com/office/word/2010/wordml" xmlns:w15="http://schemas.microsoft.com/office/word/2012/wordml" xmlns:wpg="http://schemas.microsoft.com/office/word/2010/wordprocessingGroup" xmlns:wpi="http://schemas.microsoft.com/office/word/2010/wordprocessingInk" xmlns:wne="http://schemas.microsoft.com/office/word/2006/wordml" xmlns:a="http://schemas.openxmlformats.org/drawingml/2006/main" xmlns:wps="http://schemas.microsoft.com/office/word/2010/wordprocessingShape" mc:Ignorable="w14 w15 wp14">
   <w:p>
     <w:pPr>
-      <w:pStyle w:val="1126"/>
+      <w:pStyle w:val="1130"/>
       <w:pBdr/>
       <w:spacing/>
       <w:ind/>
@@ -11971,7 +11950,7 @@
   </w:p>
   <w:p>
     <w:pPr>
-      <w:pStyle w:val="1126"/>
+      <w:pStyle w:val="1130"/>
       <w:pBdr>
         <w:top w:val="single" w:color="000000" w:sz="6" w:space="1"/>
       </w:pBdr>
@@ -12069,7 +12048,7 @@
   </w:p>
   <w:p>
     <w:pPr>
-      <w:pStyle w:val="1126"/>
+      <w:pStyle w:val="1130"/>
       <w:pBdr>
         <w:bottom w:val="single" w:color="000000" w:sz="6" w:space="17"/>
       </w:pBdr>
@@ -12125,7 +12104,7 @@
   </w:p>
   <w:p>
     <w:pPr>
-      <w:pStyle w:val="1143"/>
+      <w:pStyle w:val="1147"/>
       <w:pBdr/>
       <w:spacing/>
       <w:ind/>
@@ -12195,7 +12174,7 @@
         </w:tcPr>
         <w:p>
           <w:pPr>
-            <w:pStyle w:val="1126"/>
+            <w:pStyle w:val="1130"/>
             <w:pBdr/>
             <w:spacing/>
             <w:ind/>
@@ -12245,7 +12224,7 @@
         </w:tcPr>
         <w:p>
           <w:pPr>
-            <w:pStyle w:val="1126"/>
+            <w:pStyle w:val="1130"/>
             <w:pBdr/>
             <w:tabs>
               <w:tab w:val="left" w:leader="none" w:pos="1135"/>
@@ -12321,7 +12300,7 @@
         </w:tcPr>
         <w:p>
           <w:pPr>
-            <w:pStyle w:val="1126"/>
+            <w:pStyle w:val="1130"/>
             <w:pBdr/>
             <w:spacing/>
             <w:ind/>
@@ -12389,7 +12368,7 @@
         </w:tcPr>
         <w:p>
           <w:pPr>
-            <w:pStyle w:val="1126"/>
+            <w:pStyle w:val="1130"/>
             <w:pBdr/>
             <w:spacing/>
             <w:ind/>
@@ -12437,7 +12416,7 @@
         </w:tcPr>
         <w:p>
           <w:pPr>
-            <w:pStyle w:val="1126"/>
+            <w:pStyle w:val="1130"/>
             <w:pBdr/>
             <w:spacing/>
             <w:ind/>
@@ -12468,7 +12447,7 @@
   </w:tbl>
   <w:p>
     <w:pPr>
-      <w:pStyle w:val="1143"/>
+      <w:pStyle w:val="1147"/>
       <w:pBdr/>
       <w:spacing w:line="40" w:lineRule="exact"/>
       <w:ind/>
@@ -12495,7 +12474,7 @@
         <w:spacing/>
         <w:ind/>
       </w:pPr>
-      <w:pStyle w:val="1127"/>
+      <w:pStyle w:val="1131"/>
       <w:rPr/>
       <w:start w:val="1"/>
       <w:suff w:val="tab"/>
@@ -12511,7 +12490,7 @@
         <w:spacing/>
         <w:ind/>
       </w:pPr>
-      <w:pStyle w:val="1128"/>
+      <w:pStyle w:val="1132"/>
       <w:rPr/>
       <w:start w:val="1"/>
       <w:suff w:val="tab"/>
@@ -12527,7 +12506,7 @@
         <w:spacing/>
         <w:ind/>
       </w:pPr>
-      <w:pStyle w:val="1129"/>
+      <w:pStyle w:val="1133"/>
       <w:rPr/>
       <w:start w:val="1"/>
       <w:suff w:val="tab"/>
@@ -12543,7 +12522,7 @@
         <w:spacing/>
         <w:ind/>
       </w:pPr>
-      <w:pStyle w:val="1130"/>
+      <w:pStyle w:val="1134"/>
       <w:rPr/>
       <w:start w:val="1"/>
       <w:suff w:val="tab"/>
@@ -12559,7 +12538,7 @@
         <w:spacing/>
         <w:ind/>
       </w:pPr>
-      <w:pStyle w:val="1131"/>
+      <w:pStyle w:val="1135"/>
       <w:rPr/>
       <w:start w:val="1"/>
       <w:suff w:val="tab"/>
@@ -12575,7 +12554,7 @@
         <w:spacing/>
         <w:ind/>
       </w:pPr>
-      <w:pStyle w:val="1132"/>
+      <w:pStyle w:val="1136"/>
       <w:rPr/>
       <w:start w:val="1"/>
       <w:suff w:val="tab"/>
@@ -12591,7 +12570,7 @@
         <w:spacing/>
         <w:ind/>
       </w:pPr>
-      <w:pStyle w:val="1133"/>
+      <w:pStyle w:val="1137"/>
       <w:rPr/>
       <w:start w:val="1"/>
       <w:suff w:val="tab"/>
@@ -12607,7 +12586,7 @@
         <w:spacing/>
         <w:ind/>
       </w:pPr>
-      <w:pStyle w:val="1134"/>
+      <w:pStyle w:val="1138"/>
       <w:rPr/>
       <w:start w:val="1"/>
       <w:suff w:val="tab"/>
@@ -12623,7 +12602,7 @@
         <w:spacing/>
         <w:ind/>
       </w:pPr>
-      <w:pStyle w:val="1135"/>
+      <w:pStyle w:val="1139"/>
       <w:rPr/>
       <w:start w:val="1"/>
       <w:suff w:val="tab"/>
@@ -16248,7 +16227,7 @@
     <w:lsdException w:name="Bibliography" w:uiPriority="37"/>
     <w:lsdException w:name="TOC Heading" w:uiPriority="39" w:qFormat="1"/>
   </w:latentStyles>
-  <w:style w:type="table" w:styleId="937" w:default="1">
+  <w:style w:type="table" w:styleId="941" w:default="1">
     <w:name w:val="Normal Table"/>
     <w:uiPriority w:val="99"/>
     <w:semiHidden/>
@@ -16441,9 +16420,9 @@
       </w:tcPr>
     </w:tblStylePr>
   </w:style>
-  <w:style w:type="table" w:styleId="938">
+  <w:style w:type="table" w:styleId="942">
     <w:name w:val="Table Grid"/>
-    <w:basedOn w:val="937"/>
+    <w:basedOn w:val="941"/>
     <w:uiPriority w:val="59"/>
     <w:pPr>
       <w:pBdr/>
@@ -16640,9 +16619,9 @@
       </w:tcPr>
     </w:tblStylePr>
   </w:style>
-  <w:style w:type="table" w:styleId="939">
+  <w:style w:type="table" w:styleId="943">
     <w:name w:val="Table Grid Light"/>
-    <w:basedOn w:val="937"/>
+    <w:basedOn w:val="941"/>
     <w:uiPriority w:val="59"/>
     <w:pPr>
       <w:pBdr/>
@@ -16839,9 +16818,9 @@
       </w:tcPr>
     </w:tblStylePr>
   </w:style>
-  <w:style w:type="table" w:styleId="940">
+  <w:style w:type="table" w:styleId="944">
     <w:name w:val="Plain Table 1"/>
-    <w:basedOn w:val="937"/>
+    <w:basedOn w:val="941"/>
     <w:uiPriority w:val="59"/>
     <w:pPr>
       <w:pBdr/>
@@ -17064,9 +17043,9 @@
       </w:tcPr>
     </w:tblStylePr>
   </w:style>
-  <w:style w:type="table" w:styleId="941">
+  <w:style w:type="table" w:styleId="945">
     <w:name w:val="Plain Table 2"/>
-    <w:basedOn w:val="937"/>
+    <w:basedOn w:val="941"/>
     <w:uiPriority w:val="59"/>
     <w:pPr>
       <w:pBdr/>
@@ -17297,9 +17276,9 @@
       </w:tcPr>
     </w:tblStylePr>
   </w:style>
-  <w:style w:type="table" w:styleId="942">
+  <w:style w:type="table" w:styleId="946">
     <w:name w:val="Plain Table 3"/>
-    <w:basedOn w:val="937"/>
+    <w:basedOn w:val="941"/>
     <w:uiPriority w:val="99"/>
     <w:pPr>
       <w:pBdr/>
@@ -17527,9 +17506,9 @@
       </w:tcPr>
     </w:tblStylePr>
   </w:style>
-  <w:style w:type="table" w:styleId="943">
+  <w:style w:type="table" w:styleId="947">
     <w:name w:val="Plain Table 4"/>
-    <w:basedOn w:val="937"/>
+    <w:basedOn w:val="941"/>
     <w:uiPriority w:val="99"/>
     <w:pPr>
       <w:pBdr/>
@@ -17743,9 +17722,9 @@
       </w:tcPr>
     </w:tblStylePr>
   </w:style>
-  <w:style w:type="table" w:styleId="944">
+  <w:style w:type="table" w:styleId="948">
     <w:name w:val="Plain Table 5"/>
-    <w:basedOn w:val="937"/>
+    <w:basedOn w:val="941"/>
     <w:uiPriority w:val="99"/>
     <w:pPr>
       <w:pBdr/>
@@ -17976,9 +17955,9 @@
       </w:tcPr>
     </w:tblStylePr>
   </w:style>
-  <w:style w:type="table" w:styleId="945">
+  <w:style w:type="table" w:styleId="949">
     <w:name w:val="Grid Table 1 Light"/>
-    <w:basedOn w:val="937"/>
+    <w:basedOn w:val="941"/>
     <w:uiPriority w:val="99"/>
     <w:pPr>
       <w:pBdr/>
@@ -18199,9 +18178,9 @@
       </w:tcPr>
     </w:tblStylePr>
   </w:style>
-  <w:style w:type="table" w:styleId="946">
+  <w:style w:type="table" w:styleId="950">
     <w:name w:val="Grid Table 1 Light - Accent 1"/>
-    <w:basedOn w:val="937"/>
+    <w:basedOn w:val="941"/>
     <w:uiPriority w:val="99"/>
     <w:pPr>
       <w:pBdr/>
@@ -18422,9 +18401,9 @@
       </w:tcPr>
     </w:tblStylePr>
   </w:style>
-  <w:style w:type="table" w:styleId="947">
+  <w:style w:type="table" w:styleId="951">
     <w:name w:val="Grid Table 1 Light - Accent 2"/>
-    <w:basedOn w:val="937"/>
+    <w:basedOn w:val="941"/>
     <w:uiPriority w:val="99"/>
     <w:pPr>
       <w:pBdr/>
@@ -18645,9 +18624,9 @@
       </w:tcPr>
     </w:tblStylePr>
   </w:style>
-  <w:style w:type="table" w:styleId="948">
+  <w:style w:type="table" w:styleId="952">
     <w:name w:val="Grid Table 1 Light - Accent 3"/>
-    <w:basedOn w:val="937"/>
+    <w:basedOn w:val="941"/>
     <w:uiPriority w:val="99"/>
     <w:pPr>
       <w:pBdr/>
@@ -18868,9 +18847,9 @@
       </w:tcPr>
     </w:tblStylePr>
   </w:style>
-  <w:style w:type="table" w:styleId="949">
+  <w:style w:type="table" w:styleId="953">
     <w:name w:val="Grid Table 1 Light - Accent 4"/>
-    <w:basedOn w:val="937"/>
+    <w:basedOn w:val="941"/>
     <w:uiPriority w:val="99"/>
     <w:pPr>
       <w:pBdr/>
@@ -19091,9 +19070,9 @@
       </w:tcPr>
     </w:tblStylePr>
   </w:style>
-  <w:style w:type="table" w:styleId="950">
+  <w:style w:type="table" w:styleId="954">
     <w:name w:val="Grid Table 1 Light - Accent 5"/>
-    <w:basedOn w:val="937"/>
+    <w:basedOn w:val="941"/>
     <w:uiPriority w:val="99"/>
     <w:pPr>
       <w:pBdr/>
@@ -19314,9 +19293,9 @@
       </w:tcPr>
     </w:tblStylePr>
   </w:style>
-  <w:style w:type="table" w:styleId="951">
+  <w:style w:type="table" w:styleId="955">
     <w:name w:val="Grid Table 1 Light - Accent 6"/>
-    <w:basedOn w:val="937"/>
+    <w:basedOn w:val="941"/>
     <w:uiPriority w:val="99"/>
     <w:pPr>
       <w:pBdr/>
@@ -19537,9 +19516,9 @@
       </w:tcPr>
     </w:tblStylePr>
   </w:style>
-  <w:style w:type="table" w:styleId="952">
+  <w:style w:type="table" w:styleId="956">
     <w:name w:val="Grid Table 2"/>
-    <w:basedOn w:val="937"/>
+    <w:basedOn w:val="941"/>
     <w:uiPriority w:val="99"/>
     <w:pPr>
       <w:pBdr/>
@@ -19769,9 +19748,9 @@
       </w:tcPr>
     </w:tblStylePr>
   </w:style>
-  <w:style w:type="table" w:styleId="953">
+  <w:style w:type="table" w:styleId="957">
     <w:name w:val="Grid Table 2 - Accent 1"/>
-    <w:basedOn w:val="937"/>
+    <w:basedOn w:val="941"/>
     <w:uiPriority w:val="99"/>
     <w:pPr>
       <w:pBdr/>
@@ -20001,9 +19980,9 @@
       </w:tcPr>
     </w:tblStylePr>
   </w:style>
-  <w:style w:type="table" w:styleId="954">
+  <w:style w:type="table" w:styleId="958">
     <w:name w:val="Grid Table 2 - Accent 2"/>
-    <w:basedOn w:val="937"/>
+    <w:basedOn w:val="941"/>
     <w:uiPriority w:val="99"/>
     <w:pPr>
       <w:pBdr/>
@@ -20233,9 +20212,9 @@
       </w:tcPr>
     </w:tblStylePr>
   </w:style>
-  <w:style w:type="table" w:styleId="955">
+  <w:style w:type="table" w:styleId="959">
     <w:name w:val="Grid Table 2 - Accent 3"/>
-    <w:basedOn w:val="937"/>
+    <w:basedOn w:val="941"/>
     <w:uiPriority w:val="99"/>
     <w:pPr>
       <w:pBdr/>
@@ -20465,9 +20444,9 @@
       </w:tcPr>
     </w:tblStylePr>
   </w:style>
-  <w:style w:type="table" w:styleId="956">
+  <w:style w:type="table" w:styleId="960">
     <w:name w:val="Grid Table 2 - Accent 4"/>
-    <w:basedOn w:val="937"/>
+    <w:basedOn w:val="941"/>
     <w:uiPriority w:val="99"/>
     <w:pPr>
       <w:pBdr/>
@@ -20697,9 +20676,9 @@
       </w:tcPr>
     </w:tblStylePr>
   </w:style>
-  <w:style w:type="table" w:styleId="957">
+  <w:style w:type="table" w:styleId="961">
     <w:name w:val="Grid Table 2 - Accent 5"/>
-    <w:basedOn w:val="937"/>
+    <w:basedOn w:val="941"/>
     <w:uiPriority w:val="99"/>
     <w:pPr>
       <w:pBdr/>
@@ -20929,9 +20908,9 @@
       </w:tcPr>
     </w:tblStylePr>
   </w:style>
-  <w:style w:type="table" w:styleId="958">
+  <w:style w:type="table" w:styleId="962">
     <w:name w:val="Grid Table 2 - Accent 6"/>
-    <w:basedOn w:val="937"/>
+    <w:basedOn w:val="941"/>
     <w:uiPriority w:val="99"/>
     <w:pPr>
       <w:pBdr/>
@@ -21161,9 +21140,9 @@
       </w:tcPr>
     </w:tblStylePr>
   </w:style>
-  <w:style w:type="table" w:styleId="959">
+  <w:style w:type="table" w:styleId="963">
     <w:name w:val="Grid Table 3"/>
-    <w:basedOn w:val="937"/>
+    <w:basedOn w:val="941"/>
     <w:uiPriority w:val="99"/>
     <w:pPr>
       <w:pBdr/>
@@ -21406,9 +21385,9 @@
       </w:tcPr>
     </w:tblStylePr>
   </w:style>
-  <w:style w:type="table" w:styleId="960">
+  <w:style w:type="table" w:styleId="964">
     <w:name w:val="Grid Table 3 - Accent 1"/>
-    <w:basedOn w:val="937"/>
+    <w:basedOn w:val="941"/>
     <w:uiPriority w:val="99"/>
     <w:pPr>
       <w:pBdr/>
@@ -21651,9 +21630,9 @@
       </w:tcPr>
     </w:tblStylePr>
   </w:style>
-  <w:style w:type="table" w:styleId="961">
+  <w:style w:type="table" w:styleId="965">
     <w:name w:val="Grid Table 3 - Accent 2"/>
-    <w:basedOn w:val="937"/>
+    <w:basedOn w:val="941"/>
     <w:uiPriority w:val="99"/>
     <w:pPr>
       <w:pBdr/>
@@ -21896,9 +21875,9 @@
       </w:tcPr>
     </w:tblStylePr>
   </w:style>
-  <w:style w:type="table" w:styleId="962">
+  <w:style w:type="table" w:styleId="966">
     <w:name w:val="Grid Table 3 - Accent 3"/>
-    <w:basedOn w:val="937"/>
+    <w:basedOn w:val="941"/>
     <w:uiPriority w:val="99"/>
     <w:pPr>
       <w:pBdr/>
@@ -22141,9 +22120,9 @@
       </w:tcPr>
     </w:tblStylePr>
   </w:style>
-  <w:style w:type="table" w:styleId="963">
+  <w:style w:type="table" w:styleId="967">
     <w:name w:val="Grid Table 3 - Accent 4"/>
-    <w:basedOn w:val="937"/>
+    <w:basedOn w:val="941"/>
     <w:uiPriority w:val="99"/>
     <w:pPr>
       <w:pBdr/>
@@ -22386,9 +22365,9 @@
       </w:tcPr>
     </w:tblStylePr>
   </w:style>
-  <w:style w:type="table" w:styleId="964">
+  <w:style w:type="table" w:styleId="968">
     <w:name w:val="Grid Table 3 - Accent 5"/>
-    <w:basedOn w:val="937"/>
+    <w:basedOn w:val="941"/>
     <w:uiPriority w:val="99"/>
     <w:pPr>
       <w:pBdr/>
@@ -22631,9 +22610,9 @@
       </w:tcPr>
     </w:tblStylePr>
   </w:style>
-  <w:style w:type="table" w:styleId="965">
+  <w:style w:type="table" w:styleId="969">
     <w:name w:val="Grid Table 3 - Accent 6"/>
-    <w:basedOn w:val="937"/>
+    <w:basedOn w:val="941"/>
     <w:uiPriority w:val="99"/>
     <w:pPr>
       <w:pBdr/>
@@ -22876,9 +22855,9 @@
       </w:tcPr>
     </w:tblStylePr>
   </w:style>
-  <w:style w:type="table" w:styleId="966">
+  <w:style w:type="table" w:styleId="970">
     <w:name w:val="Grid Table 4"/>
-    <w:basedOn w:val="937"/>
+    <w:basedOn w:val="941"/>
     <w:uiPriority w:val="59"/>
     <w:pPr>
       <w:pBdr/>
@@ -23109,9 +23088,9 @@
       </w:tcPr>
     </w:tblStylePr>
   </w:style>
-  <w:style w:type="table" w:styleId="967">
+  <w:style w:type="table" w:styleId="971">
     <w:name w:val="Grid Table 4 - Accent 1"/>
-    <w:basedOn w:val="937"/>
+    <w:basedOn w:val="941"/>
     <w:uiPriority w:val="59"/>
     <w:pPr>
       <w:pBdr/>
@@ -23342,9 +23321,9 @@
       </w:tcPr>
     </w:tblStylePr>
   </w:style>
-  <w:style w:type="table" w:styleId="968">
+  <w:style w:type="table" w:styleId="972">
     <w:name w:val="Grid Table 4 - Accent 2"/>
-    <w:basedOn w:val="937"/>
+    <w:basedOn w:val="941"/>
     <w:uiPriority w:val="59"/>
     <w:pPr>
       <w:pBdr/>
@@ -23575,9 +23554,9 @@
       </w:tcPr>
     </w:tblStylePr>
   </w:style>
-  <w:style w:type="table" w:styleId="969">
+  <w:style w:type="table" w:styleId="973">
     <w:name w:val="Grid Table 4 - Accent 3"/>
-    <w:basedOn w:val="937"/>
+    <w:basedOn w:val="941"/>
     <w:uiPriority w:val="59"/>
     <w:pPr>
       <w:pBdr/>
@@ -23808,9 +23787,9 @@
       </w:tcPr>
     </w:tblStylePr>
   </w:style>
-  <w:style w:type="table" w:styleId="970">
+  <w:style w:type="table" w:styleId="974">
     <w:name w:val="Grid Table 4 - Accent 4"/>
-    <w:basedOn w:val="937"/>
+    <w:basedOn w:val="941"/>
     <w:uiPriority w:val="59"/>
     <w:pPr>
       <w:pBdr/>
@@ -24041,9 +24020,9 @@
       </w:tcPr>
     </w:tblStylePr>
   </w:style>
-  <w:style w:type="table" w:styleId="971">
+  <w:style w:type="table" w:styleId="975">
     <w:name w:val="Grid Table 4 - Accent 5"/>
-    <w:basedOn w:val="937"/>
+    <w:basedOn w:val="941"/>
     <w:uiPriority w:val="59"/>
     <w:pPr>
       <w:pBdr/>
@@ -24274,9 +24253,9 @@
       </w:tcPr>
     </w:tblStylePr>
   </w:style>
-  <w:style w:type="table" w:styleId="972">
+  <w:style w:type="table" w:styleId="976">
     <w:name w:val="Grid Table 4 - Accent 6"/>
-    <w:basedOn w:val="937"/>
+    <w:basedOn w:val="941"/>
     <w:uiPriority w:val="59"/>
     <w:pPr>
       <w:pBdr/>
@@ -24507,9 +24486,9 @@
       </w:tcPr>
     </w:tblStylePr>
   </w:style>
-  <w:style w:type="table" w:styleId="973">
+  <w:style w:type="table" w:styleId="977">
     <w:name w:val="Grid Table 5 Dark"/>
-    <w:basedOn w:val="937"/>
+    <w:basedOn w:val="941"/>
     <w:uiPriority w:val="99"/>
     <w:pPr>
       <w:pBdr/>
@@ -24735,9 +24714,9 @@
       </w:tcPr>
     </w:tblStylePr>
   </w:style>
-  <w:style w:type="table" w:styleId="974">
+  <w:style w:type="table" w:styleId="978">
     <w:name w:val="Grid Table 5 Dark- Accent 1"/>
-    <w:basedOn w:val="937"/>
+    <w:basedOn w:val="941"/>
     <w:uiPriority w:val="99"/>
     <w:pPr>
       <w:pBdr/>
@@ -24963,9 +24942,9 @@
       </w:tcPr>
     </w:tblStylePr>
   </w:style>
-  <w:style w:type="table" w:styleId="975">
+  <w:style w:type="table" w:styleId="979">
     <w:name w:val="Grid Table 5 Dark - Accent 2"/>
-    <w:basedOn w:val="937"/>
+    <w:basedOn w:val="941"/>
     <w:uiPriority w:val="99"/>
     <w:pPr>
       <w:pBdr/>
@@ -25191,9 +25170,9 @@
       </w:tcPr>
     </w:tblStylePr>
   </w:style>
-  <w:style w:type="table" w:styleId="976">
+  <w:style w:type="table" w:styleId="980">
     <w:name w:val="Grid Table 5 Dark - Accent 3"/>
-    <w:basedOn w:val="937"/>
+    <w:basedOn w:val="941"/>
     <w:uiPriority w:val="99"/>
     <w:pPr>
       <w:pBdr/>
@@ -25419,9 +25398,9 @@
       </w:tcPr>
     </w:tblStylePr>
   </w:style>
-  <w:style w:type="table" w:styleId="977">
+  <w:style w:type="table" w:styleId="981">
     <w:name w:val="Grid Table 5 Dark- Accent 4"/>
-    <w:basedOn w:val="937"/>
+    <w:basedOn w:val="941"/>
     <w:uiPriority w:val="99"/>
     <w:pPr>
       <w:pBdr/>
@@ -25647,9 +25626,9 @@
       </w:tcPr>
     </w:tblStylePr>
   </w:style>
-  <w:style w:type="table" w:styleId="978">
+  <w:style w:type="table" w:styleId="982">
     <w:name w:val="Grid Table 5 Dark - Accent 5"/>
-    <w:basedOn w:val="937"/>
+    <w:basedOn w:val="941"/>
     <w:uiPriority w:val="99"/>
     <w:pPr>
       <w:pBdr/>
@@ -25875,9 +25854,9 @@
       </w:tcPr>
     </w:tblStylePr>
   </w:style>
-  <w:style w:type="table" w:styleId="979">
+  <w:style w:type="table" w:styleId="983">
     <w:name w:val="Grid Table 5 Dark - Accent 6"/>
-    <w:basedOn w:val="937"/>
+    <w:basedOn w:val="941"/>
     <w:uiPriority w:val="99"/>
     <w:pPr>
       <w:pBdr/>
@@ -26103,9 +26082,9 @@
       </w:tcPr>
     </w:tblStylePr>
   </w:style>
-  <w:style w:type="table" w:styleId="980">
+  <w:style w:type="table" w:styleId="984">
     <w:name w:val="Grid Table 6 Colorful"/>
-    <w:basedOn w:val="937"/>
+    <w:basedOn w:val="941"/>
     <w:uiPriority w:val="99"/>
     <w:pPr>
       <w:pBdr/>
@@ -26333,9 +26312,9 @@
       </w:tcPr>
     </w:tblStylePr>
   </w:style>
-  <w:style w:type="table" w:styleId="981">
+  <w:style w:type="table" w:styleId="985">
     <w:name w:val="Grid Table 6 Colorful - Accent 1"/>
-    <w:basedOn w:val="937"/>
+    <w:basedOn w:val="941"/>
     <w:uiPriority w:val="99"/>
     <w:pPr>
       <w:pBdr/>
@@ -26563,9 +26542,9 @@
       </w:tcPr>
     </w:tblStylePr>
   </w:style>
-  <w:style w:type="table" w:styleId="982">
+  <w:style w:type="table" w:styleId="986">
     <w:name w:val="Grid Table 6 Colorful - Accent 2"/>
-    <w:basedOn w:val="937"/>
+    <w:basedOn w:val="941"/>
     <w:uiPriority w:val="99"/>
     <w:pPr>
       <w:pBdr/>
@@ -26793,9 +26772,9 @@
       </w:tcPr>
     </w:tblStylePr>
   </w:style>
-  <w:style w:type="table" w:styleId="983">
+  <w:style w:type="table" w:styleId="987">
     <w:name w:val="Grid Table 6 Colorful - Accent 3"/>
-    <w:basedOn w:val="937"/>
+    <w:basedOn w:val="941"/>
     <w:uiPriority w:val="99"/>
     <w:pPr>
       <w:pBdr/>
@@ -27023,9 +27002,9 @@
       </w:tcPr>
     </w:tblStylePr>
   </w:style>
-  <w:style w:type="table" w:styleId="984">
+  <w:style w:type="table" w:styleId="988">
     <w:name w:val="Grid Table 6 Colorful - Accent 4"/>
-    <w:basedOn w:val="937"/>
+    <w:basedOn w:val="941"/>
     <w:uiPriority w:val="99"/>
     <w:pPr>
       <w:pBdr/>
@@ -27253,9 +27232,9 @@
       </w:tcPr>
     </w:tblStylePr>
   </w:style>
-  <w:style w:type="table" w:styleId="985">
+  <w:style w:type="table" w:styleId="989">
     <w:name w:val="Grid Table 6 Colorful - Accent 5"/>
-    <w:basedOn w:val="937"/>
+    <w:basedOn w:val="941"/>
     <w:uiPriority w:val="99"/>
     <w:pPr>
       <w:pBdr/>
@@ -27483,9 +27462,9 @@
       </w:tcPr>
     </w:tblStylePr>
   </w:style>
-  <w:style w:type="table" w:styleId="986">
+  <w:style w:type="table" w:styleId="990">
     <w:name w:val="Grid Table 6 Colorful - Accent 6"/>
-    <w:basedOn w:val="937"/>
+    <w:basedOn w:val="941"/>
     <w:uiPriority w:val="99"/>
     <w:pPr>
       <w:pBdr/>
@@ -27713,9 +27692,9 @@
       </w:tcPr>
     </w:tblStylePr>
   </w:style>
-  <w:style w:type="table" w:styleId="987">
+  <w:style w:type="table" w:styleId="991">
     <w:name w:val="Grid Table 7 Colorful"/>
-    <w:basedOn w:val="937"/>
+    <w:basedOn w:val="941"/>
     <w:uiPriority w:val="99"/>
     <w:pPr>
       <w:pBdr/>
@@ -27967,9 +27946,9 @@
       </w:tcPr>
     </w:tblStylePr>
   </w:style>
-  <w:style w:type="table" w:styleId="988">
+  <w:style w:type="table" w:styleId="992">
     <w:name w:val="Grid Table 7 Colorful - Accent 1"/>
-    <w:basedOn w:val="937"/>
+    <w:basedOn w:val="941"/>
     <w:uiPriority w:val="99"/>
     <w:pPr>
       <w:pBdr/>
@@ -28221,9 +28200,9 @@
       </w:tcPr>
     </w:tblStylePr>
   </w:style>
-  <w:style w:type="table" w:styleId="989">
+  <w:style w:type="table" w:styleId="993">
     <w:name w:val="Grid Table 7 Colorful - Accent 2"/>
-    <w:basedOn w:val="937"/>
+    <w:basedOn w:val="941"/>
     <w:uiPriority w:val="99"/>
     <w:pPr>
       <w:pBdr/>
@@ -28475,9 +28454,9 @@
       </w:tcPr>
     </w:tblStylePr>
   </w:style>
-  <w:style w:type="table" w:styleId="990">
+  <w:style w:type="table" w:styleId="994">
     <w:name w:val="Grid Table 7 Colorful - Accent 3"/>
-    <w:basedOn w:val="937"/>
+    <w:basedOn w:val="941"/>
     <w:uiPriority w:val="99"/>
     <w:pPr>
       <w:pBdr/>
@@ -28729,9 +28708,9 @@
       </w:tcPr>
     </w:tblStylePr>
   </w:style>
-  <w:style w:type="table" w:styleId="991">
+  <w:style w:type="table" w:styleId="995">
     <w:name w:val="Grid Table 7 Colorful - Accent 4"/>
-    <w:basedOn w:val="937"/>
+    <w:basedOn w:val="941"/>
     <w:uiPriority w:val="99"/>
     <w:pPr>
       <w:pBdr/>
@@ -28983,9 +28962,9 @@
       </w:tcPr>
     </w:tblStylePr>
   </w:style>
-  <w:style w:type="table" w:styleId="992">
+  <w:style w:type="table" w:styleId="996">
     <w:name w:val="Grid Table 7 Colorful - Accent 5"/>
-    <w:basedOn w:val="937"/>
+    <w:basedOn w:val="941"/>
     <w:uiPriority w:val="99"/>
     <w:pPr>
       <w:pBdr/>
@@ -29237,9 +29216,9 @@
       </w:tcPr>
     </w:tblStylePr>
   </w:style>
-  <w:style w:type="table" w:styleId="993">
+  <w:style w:type="table" w:styleId="997">
     <w:name w:val="Grid Table 7 Colorful - Accent 6"/>
-    <w:basedOn w:val="937"/>
+    <w:basedOn w:val="941"/>
     <w:uiPriority w:val="99"/>
     <w:pPr>
       <w:pBdr/>
@@ -29491,9 +29470,9 @@
       </w:tcPr>
     </w:tblStylePr>
   </w:style>
-  <w:style w:type="table" w:styleId="994">
+  <w:style w:type="table" w:styleId="998">
     <w:name w:val="List Table 1 Light"/>
-    <w:basedOn w:val="937"/>
+    <w:basedOn w:val="941"/>
     <w:uiPriority w:val="99"/>
     <w:pPr>
       <w:pBdr/>
@@ -29707,9 +29686,9 @@
       </w:tcPr>
     </w:tblStylePr>
   </w:style>
-  <w:style w:type="table" w:styleId="995">
+  <w:style w:type="table" w:styleId="999">
     <w:name w:val="List Table 1 Light - Accent 1"/>
-    <w:basedOn w:val="937"/>
+    <w:basedOn w:val="941"/>
     <w:uiPriority w:val="99"/>
     <w:pPr>
       <w:pBdr/>
@@ -29923,9 +29902,9 @@
       </w:tcPr>
     </w:tblStylePr>
   </w:style>
-  <w:style w:type="table" w:styleId="996">
+  <w:style w:type="table" w:styleId="1000">
     <w:name w:val="List Table 1 Light - Accent 2"/>
-    <w:basedOn w:val="937"/>
+    <w:basedOn w:val="941"/>
     <w:uiPriority w:val="99"/>
     <w:pPr>
       <w:pBdr/>
@@ -30139,9 +30118,9 @@
       </w:tcPr>
     </w:tblStylePr>
   </w:style>
-  <w:style w:type="table" w:styleId="997">
+  <w:style w:type="table" w:styleId="1001">
     <w:name w:val="List Table 1 Light - Accent 3"/>
-    <w:basedOn w:val="937"/>
+    <w:basedOn w:val="941"/>
     <w:uiPriority w:val="99"/>
     <w:pPr>
       <w:pBdr/>
@@ -30355,9 +30334,9 @@
       </w:tcPr>
     </w:tblStylePr>
   </w:style>
-  <w:style w:type="table" w:styleId="998">
+  <w:style w:type="table" w:styleId="1002">
     <w:name w:val="List Table 1 Light - Accent 4"/>
-    <w:basedOn w:val="937"/>
+    <w:basedOn w:val="941"/>
     <w:uiPriority w:val="99"/>
     <w:pPr>
       <w:pBdr/>
@@ -30571,9 +30550,9 @@
       </w:tcPr>
     </w:tblStylePr>
   </w:style>
-  <w:style w:type="table" w:styleId="999">
+  <w:style w:type="table" w:styleId="1003">
     <w:name w:val="List Table 1 Light - Accent 5"/>
-    <w:basedOn w:val="937"/>
+    <w:basedOn w:val="941"/>
     <w:uiPriority w:val="99"/>
     <w:pPr>
       <w:pBdr/>
@@ -30787,9 +30766,9 @@
       </w:tcPr>
     </w:tblStylePr>
   </w:style>
-  <w:style w:type="table" w:styleId="1000">
+  <w:style w:type="table" w:styleId="1004">
     <w:name w:val="List Table 1 Light - Accent 6"/>
-    <w:basedOn w:val="937"/>
+    <w:basedOn w:val="941"/>
     <w:uiPriority w:val="99"/>
     <w:pPr>
       <w:pBdr/>
@@ -31003,9 +30982,9 @@
       </w:tcPr>
     </w:tblStylePr>
   </w:style>
-  <w:style w:type="table" w:styleId="1001">
+  <w:style w:type="table" w:styleId="1005">
     <w:name w:val="List Table 2"/>
-    <w:basedOn w:val="937"/>
+    <w:basedOn w:val="941"/>
     <w:uiPriority w:val="99"/>
     <w:pPr>
       <w:pBdr/>
@@ -31241,9 +31220,9 @@
       </w:tcPr>
     </w:tblStylePr>
   </w:style>
-  <w:style w:type="table" w:styleId="1002">
+  <w:style w:type="table" w:styleId="1006">
     <w:name w:val="List Table 2 - Accent 1"/>
-    <w:basedOn w:val="937"/>
+    <w:basedOn w:val="941"/>
     <w:uiPriority w:val="99"/>
     <w:pPr>
       <w:pBdr/>
@@ -31479,9 +31458,9 @@
       </w:tcPr>
     </w:tblStylePr>
   </w:style>
-  <w:style w:type="table" w:styleId="1003">
+  <w:style w:type="table" w:styleId="1007">
     <w:name w:val="List Table 2 - Accent 2"/>
-    <w:basedOn w:val="937"/>
+    <w:basedOn w:val="941"/>
     <w:uiPriority w:val="99"/>
     <w:pPr>
       <w:pBdr/>
@@ -31717,9 +31696,9 @@
       </w:tcPr>
     </w:tblStylePr>
   </w:style>
-  <w:style w:type="table" w:styleId="1004">
+  <w:style w:type="table" w:styleId="1008">
     <w:name w:val="List Table 2 - Accent 3"/>
-    <w:basedOn w:val="937"/>
+    <w:basedOn w:val="941"/>
     <w:uiPriority w:val="99"/>
     <w:pPr>
       <w:pBdr/>
@@ -31955,9 +31934,9 @@
       </w:tcPr>
     </w:tblStylePr>
   </w:style>
-  <w:style w:type="table" w:styleId="1005">
+  <w:style w:type="table" w:styleId="1009">
     <w:name w:val="List Table 2 - Accent 4"/>
-    <w:basedOn w:val="937"/>
+    <w:basedOn w:val="941"/>
     <w:uiPriority w:val="99"/>
     <w:pPr>
       <w:pBdr/>
@@ -32193,9 +32172,9 @@
       </w:tcPr>
     </w:tblStylePr>
   </w:style>
-  <w:style w:type="table" w:styleId="1006">
+  <w:style w:type="table" w:styleId="1010">
     <w:name w:val="List Table 2 - Accent 5"/>
-    <w:basedOn w:val="937"/>
+    <w:basedOn w:val="941"/>
     <w:uiPriority w:val="99"/>
     <w:pPr>
       <w:pBdr/>
@@ -32431,9 +32410,9 @@
       </w:tcPr>
     </w:tblStylePr>
   </w:style>
-  <w:style w:type="table" w:styleId="1007">
+  <w:style w:type="table" w:styleId="1011">
     <w:name w:val="List Table 2 - Accent 6"/>
-    <w:basedOn w:val="937"/>
+    <w:basedOn w:val="941"/>
     <w:uiPriority w:val="99"/>
     <w:pPr>
       <w:pBdr/>
@@ -32669,9 +32648,9 @@
       </w:tcPr>
     </w:tblStylePr>
   </w:style>
-  <w:style w:type="table" w:styleId="1008">
+  <w:style w:type="table" w:styleId="1012">
     <w:name w:val="List Table 3"/>
-    <w:basedOn w:val="937"/>
+    <w:basedOn w:val="941"/>
     <w:uiPriority w:val="99"/>
     <w:pPr>
       <w:pBdr/>
@@ -32897,9 +32876,9 @@
       </w:tcPr>
     </w:tblStylePr>
   </w:style>
-  <w:style w:type="table" w:styleId="1009">
+  <w:style w:type="table" w:styleId="1013">
     <w:name w:val="List Table 3 - Accent 1"/>
-    <w:basedOn w:val="937"/>
+    <w:basedOn w:val="941"/>
     <w:uiPriority w:val="99"/>
     <w:pPr>
       <w:pBdr/>
@@ -33125,9 +33104,9 @@
       </w:tcPr>
     </w:tblStylePr>
   </w:style>
-  <w:style w:type="table" w:styleId="1010">
+  <w:style w:type="table" w:styleId="1014">
     <w:name w:val="List Table 3 - Accent 2"/>
-    <w:basedOn w:val="937"/>
+    <w:basedOn w:val="941"/>
     <w:uiPriority w:val="99"/>
     <w:pPr>
       <w:pBdr/>
@@ -33353,9 +33332,9 @@
       </w:tcPr>
     </w:tblStylePr>
   </w:style>
-  <w:style w:type="table" w:styleId="1011">
+  <w:style w:type="table" w:styleId="1015">
     <w:name w:val="List Table 3 - Accent 3"/>
-    <w:basedOn w:val="937"/>
+    <w:basedOn w:val="941"/>
     <w:uiPriority w:val="99"/>
     <w:pPr>
       <w:pBdr/>
@@ -33581,9 +33560,9 @@
       </w:tcPr>
     </w:tblStylePr>
   </w:style>
-  <w:style w:type="table" w:styleId="1012">
+  <w:style w:type="table" w:styleId="1016">
     <w:name w:val="List Table 3 - Accent 4"/>
-    <w:basedOn w:val="937"/>
+    <w:basedOn w:val="941"/>
     <w:uiPriority w:val="99"/>
     <w:pPr>
       <w:pBdr/>
@@ -33809,9 +33788,9 @@
       </w:tcPr>
     </w:tblStylePr>
   </w:style>
-  <w:style w:type="table" w:styleId="1013">
+  <w:style w:type="table" w:styleId="1017">
     <w:name w:val="List Table 3 - Accent 5"/>
-    <w:basedOn w:val="937"/>
+    <w:basedOn w:val="941"/>
     <w:uiPriority w:val="99"/>
     <w:pPr>
       <w:pBdr/>
@@ -34037,9 +34016,9 @@
       </w:tcPr>
     </w:tblStylePr>
   </w:style>
-  <w:style w:type="table" w:styleId="1014">
+  <w:style w:type="table" w:styleId="1018">
     <w:name w:val="List Table 3 - Accent 6"/>
-    <w:basedOn w:val="937"/>
+    <w:basedOn w:val="941"/>
     <w:uiPriority w:val="99"/>
     <w:pPr>
       <w:pBdr/>
@@ -34265,9 +34244,9 @@
       </w:tcPr>
     </w:tblStylePr>
   </w:style>
-  <w:style w:type="table" w:styleId="1015">
+  <w:style w:type="table" w:styleId="1019">
     <w:name w:val="List Table 4"/>
-    <w:basedOn w:val="937"/>
+    <w:basedOn w:val="941"/>
     <w:uiPriority w:val="99"/>
     <w:pPr>
       <w:pBdr/>
@@ -34490,9 +34469,9 @@
       </w:tcPr>
     </w:tblStylePr>
   </w:style>
-  <w:style w:type="table" w:styleId="1016">
+  <w:style w:type="table" w:styleId="1020">
     <w:name w:val="List Table 4 - Accent 1"/>
-    <w:basedOn w:val="937"/>
+    <w:basedOn w:val="941"/>
     <w:uiPriority w:val="99"/>
     <w:pPr>
       <w:pBdr/>
@@ -34715,9 +34694,9 @@
       </w:tcPr>
     </w:tblStylePr>
   </w:style>
-  <w:style w:type="table" w:styleId="1017">
+  <w:style w:type="table" w:styleId="1021">
     <w:name w:val="List Table 4 - Accent 2"/>
-    <w:basedOn w:val="937"/>
+    <w:basedOn w:val="941"/>
     <w:uiPriority w:val="99"/>
     <w:pPr>
       <w:pBdr/>
@@ -34940,9 +34919,9 @@
       </w:tcPr>
     </w:tblStylePr>
   </w:style>
-  <w:style w:type="table" w:styleId="1018">
+  <w:style w:type="table" w:styleId="1022">
     <w:name w:val="List Table 4 - Accent 3"/>
-    <w:basedOn w:val="937"/>
+    <w:basedOn w:val="941"/>
     <w:uiPriority w:val="99"/>
     <w:pPr>
       <w:pBdr/>
@@ -35165,9 +35144,9 @@
       </w:tcPr>
     </w:tblStylePr>
   </w:style>
-  <w:style w:type="table" w:styleId="1019">
+  <w:style w:type="table" w:styleId="1023">
     <w:name w:val="List Table 4 - Accent 4"/>
-    <w:basedOn w:val="937"/>
+    <w:basedOn w:val="941"/>
     <w:uiPriority w:val="99"/>
     <w:pPr>
       <w:pBdr/>
@@ -35390,9 +35369,9 @@
       </w:tcPr>
     </w:tblStylePr>
   </w:style>
-  <w:style w:type="table" w:styleId="1020">
+  <w:style w:type="table" w:styleId="1024">
     <w:name w:val="List Table 4 - Accent 5"/>
-    <w:basedOn w:val="937"/>
+    <w:basedOn w:val="941"/>
     <w:uiPriority w:val="99"/>
     <w:pPr>
       <w:pBdr/>
@@ -35615,9 +35594,9 @@
       </w:tcPr>
     </w:tblStylePr>
   </w:style>
-  <w:style w:type="table" w:styleId="1021">
+  <w:style w:type="table" w:styleId="1025">
     <w:name w:val="List Table 4 - Accent 6"/>
-    <w:basedOn w:val="937"/>
+    <w:basedOn w:val="941"/>
     <w:uiPriority w:val="99"/>
     <w:pPr>
       <w:pBdr/>
@@ -35840,9 +35819,9 @@
       </w:tcPr>
     </w:tblStylePr>
   </w:style>
-  <w:style w:type="table" w:styleId="1022">
+  <w:style w:type="table" w:styleId="1026">
     <w:name w:val="List Table 5 Dark"/>
-    <w:basedOn w:val="937"/>
+    <w:basedOn w:val="941"/>
     <w:uiPriority w:val="99"/>
     <w:pPr>
       <w:pBdr/>
@@ -36082,9 +36061,9 @@
       </w:tcPr>
     </w:tblStylePr>
   </w:style>
-  <w:style w:type="table" w:styleId="1023">
+  <w:style w:type="table" w:styleId="1027">
     <w:name w:val="List Table 5 Dark - Accent 1"/>
-    <w:basedOn w:val="937"/>
+    <w:basedOn w:val="941"/>
     <w:uiPriority w:val="99"/>
     <w:pPr>
       <w:pBdr/>
@@ -36324,9 +36303,9 @@
       </w:tcPr>
     </w:tblStylePr>
   </w:style>
-  <w:style w:type="table" w:styleId="1024">
+  <w:style w:type="table" w:styleId="1028">
     <w:name w:val="List Table 5 Dark - Accent 2"/>
-    <w:basedOn w:val="937"/>
+    <w:basedOn w:val="941"/>
     <w:uiPriority w:val="99"/>
     <w:pPr>
       <w:pBdr/>
@@ -36566,9 +36545,9 @@
       </w:tcPr>
     </w:tblStylePr>
   </w:style>
-  <w:style w:type="table" w:styleId="1025">
+  <w:style w:type="table" w:styleId="1029">
     <w:name w:val="List Table 5 Dark - Accent 3"/>
-    <w:basedOn w:val="937"/>
+    <w:basedOn w:val="941"/>
     <w:uiPriority w:val="99"/>
     <w:pPr>
       <w:pBdr/>
@@ -36808,9 +36787,9 @@
       </w:tcPr>
     </w:tblStylePr>
   </w:style>
-  <w:style w:type="table" w:styleId="1026">
+  <w:style w:type="table" w:styleId="1030">
     <w:name w:val="List Table 5 Dark - Accent 4"/>
-    <w:basedOn w:val="937"/>
+    <w:basedOn w:val="941"/>
     <w:uiPriority w:val="99"/>
     <w:pPr>
       <w:pBdr/>
@@ -37050,9 +37029,9 @@
       </w:tcPr>
     </w:tblStylePr>
   </w:style>
-  <w:style w:type="table" w:styleId="1027">
+  <w:style w:type="table" w:styleId="1031">
     <w:name w:val="List Table 5 Dark - Accent 5"/>
-    <w:basedOn w:val="937"/>
+    <w:basedOn w:val="941"/>
     <w:uiPriority w:val="99"/>
     <w:pPr>
       <w:pBdr/>
@@ -37292,9 +37271,9 @@
       </w:tcPr>
     </w:tblStylePr>
   </w:style>
-  <w:style w:type="table" w:styleId="1028">
+  <w:style w:type="table" w:styleId="1032">
     <w:name w:val="List Table 5 Dark - Accent 6"/>
-    <w:basedOn w:val="937"/>
+    <w:basedOn w:val="941"/>
     <w:uiPriority w:val="99"/>
     <w:pPr>
       <w:pBdr/>
@@ -37534,9 +37513,9 @@
       </w:tcPr>
     </w:tblStylePr>
   </w:style>
-  <w:style w:type="table" w:styleId="1029">
+  <w:style w:type="table" w:styleId="1033">
     <w:name w:val="List Table 6 Colorful"/>
-    <w:basedOn w:val="937"/>
+    <w:basedOn w:val="941"/>
     <w:uiPriority w:val="99"/>
     <w:pPr>
       <w:pBdr/>
@@ -37757,9 +37736,9 @@
       </w:tcPr>
     </w:tblStylePr>
   </w:style>
-  <w:style w:type="table" w:styleId="1030">
+  <w:style w:type="table" w:styleId="1034">
     <w:name w:val="List Table 6 Colorful - Accent 1"/>
-    <w:basedOn w:val="937"/>
+    <w:basedOn w:val="941"/>
     <w:uiPriority w:val="99"/>
     <w:pPr>
       <w:pBdr/>
@@ -37980,9 +37959,9 @@
       </w:tcPr>
     </w:tblStylePr>
   </w:style>
-  <w:style w:type="table" w:styleId="1031">
+  <w:style w:type="table" w:styleId="1035">
     <w:name w:val="List Table 6 Colorful - Accent 2"/>
-    <w:basedOn w:val="937"/>
+    <w:basedOn w:val="941"/>
     <w:uiPriority w:val="99"/>
     <w:pPr>
       <w:pBdr/>
@@ -38203,9 +38182,9 @@
       </w:tcPr>
     </w:tblStylePr>
   </w:style>
-  <w:style w:type="table" w:styleId="1032">
+  <w:style w:type="table" w:styleId="1036">
     <w:name w:val="List Table 6 Colorful - Accent 3"/>
-    <w:basedOn w:val="937"/>
+    <w:basedOn w:val="941"/>
     <w:uiPriority w:val="99"/>
     <w:pPr>
       <w:pBdr/>
@@ -38426,9 +38405,9 @@
       </w:tcPr>
     </w:tblStylePr>
   </w:style>
-  <w:style w:type="table" w:styleId="1033">
+  <w:style w:type="table" w:styleId="1037">
     <w:name w:val="List Table 6 Colorful - Accent 4"/>
-    <w:basedOn w:val="937"/>
+    <w:basedOn w:val="941"/>
     <w:uiPriority w:val="99"/>
     <w:pPr>
       <w:pBdr/>
@@ -38649,9 +38628,9 @@
       </w:tcPr>
     </w:tblStylePr>
   </w:style>
-  <w:style w:type="table" w:styleId="1034">
+  <w:style w:type="table" w:styleId="1038">
     <w:name w:val="List Table 6 Colorful - Accent 5"/>
-    <w:basedOn w:val="937"/>
+    <w:basedOn w:val="941"/>
     <w:uiPriority w:val="99"/>
     <w:pPr>
       <w:pBdr/>
@@ -38872,9 +38851,9 @@
       </w:tcPr>
     </w:tblStylePr>
   </w:style>
-  <w:style w:type="table" w:styleId="1035">
+  <w:style w:type="table" w:styleId="1039">
     <w:name w:val="List Table 6 Colorful - Accent 6"/>
-    <w:basedOn w:val="937"/>
+    <w:basedOn w:val="941"/>
     <w:uiPriority w:val="99"/>
     <w:pPr>
       <w:pBdr/>
@@ -39095,9 +39074,9 @@
       </w:tcPr>
     </w:tblStylePr>
   </w:style>
-  <w:style w:type="table" w:styleId="1036">
+  <w:style w:type="table" w:styleId="1040">
     <w:name w:val="List Table 7 Colorful"/>
-    <w:basedOn w:val="937"/>
+    <w:basedOn w:val="941"/>
     <w:uiPriority w:val="99"/>
     <w:pPr>
       <w:pBdr/>
@@ -39351,9 +39330,9 @@
       </w:tcPr>
     </w:tblStylePr>
   </w:style>
-  <w:style w:type="table" w:styleId="1037">
+  <w:style w:type="table" w:styleId="1041">
     <w:name w:val="List Table 7 Colorful - Accent 1"/>
-    <w:basedOn w:val="937"/>
+    <w:basedOn w:val="941"/>
     <w:uiPriority w:val="99"/>
     <w:pPr>
       <w:pBdr/>
@@ -39607,9 +39586,9 @@
       </w:tcPr>
     </w:tblStylePr>
   </w:style>
-  <w:style w:type="table" w:styleId="1038">
+  <w:style w:type="table" w:styleId="1042">
     <w:name w:val="List Table 7 Colorful - Accent 2"/>
-    <w:basedOn w:val="937"/>
+    <w:basedOn w:val="941"/>
     <w:uiPriority w:val="99"/>
     <w:pPr>
       <w:pBdr/>
@@ -39863,9 +39842,9 @@
       </w:tcPr>
     </w:tblStylePr>
   </w:style>
-  <w:style w:type="table" w:styleId="1039">
+  <w:style w:type="table" w:styleId="1043">
     <w:name w:val="List Table 7 Colorful - Accent 3"/>
-    <w:basedOn w:val="937"/>
+    <w:basedOn w:val="941"/>
     <w:uiPriority w:val="99"/>
     <w:pPr>
       <w:pBdr/>
@@ -40119,9 +40098,9 @@
       </w:tcPr>
     </w:tblStylePr>
   </w:style>
-  <w:style w:type="table" w:styleId="1040">
+  <w:style w:type="table" w:styleId="1044">
     <w:name w:val="List Table 7 Colorful - Accent 4"/>
-    <w:basedOn w:val="937"/>
+    <w:basedOn w:val="941"/>
     <w:uiPriority w:val="99"/>
     <w:pPr>
       <w:pBdr/>
@@ -40375,9 +40354,9 @@
       </w:tcPr>
     </w:tblStylePr>
   </w:style>
-  <w:style w:type="table" w:styleId="1041">
+  <w:style w:type="table" w:styleId="1045">
     <w:name w:val="List Table 7 Colorful - Accent 5"/>
-    <w:basedOn w:val="937"/>
+    <w:basedOn w:val="941"/>
     <w:uiPriority w:val="99"/>
     <w:pPr>
       <w:pBdr/>
@@ -40631,9 +40610,9 @@
       </w:tcPr>
     </w:tblStylePr>
   </w:style>
-  <w:style w:type="table" w:styleId="1042">
+  <w:style w:type="table" w:styleId="1046">
     <w:name w:val="List Table 7 Colorful - Accent 6"/>
-    <w:basedOn w:val="937"/>
+    <w:basedOn w:val="941"/>
     <w:uiPriority w:val="99"/>
     <w:pPr>
       <w:pBdr/>
@@ -40887,9 +40866,9 @@
       </w:tcPr>
     </w:tblStylePr>
   </w:style>
-  <w:style w:type="table" w:styleId="1043">
+  <w:style w:type="table" w:styleId="1047">
     <w:name w:val="Lined - Accent"/>
-    <w:basedOn w:val="937"/>
+    <w:basedOn w:val="941"/>
     <w:uiPriority w:val="99"/>
     <w:pPr>
       <w:pBdr/>
@@ -41124,9 +41103,9 @@
       </w:tcPr>
     </w:tblStylePr>
   </w:style>
-  <w:style w:type="table" w:styleId="1044">
+  <w:style w:type="table" w:styleId="1048">
     <w:name w:val="Lined - Accent 1"/>
-    <w:basedOn w:val="937"/>
+    <w:basedOn w:val="941"/>
     <w:uiPriority w:val="99"/>
     <w:pPr>
       <w:pBdr/>
@@ -41361,9 +41340,9 @@
       </w:tcPr>
     </w:tblStylePr>
   </w:style>
-  <w:style w:type="table" w:styleId="1045">
+  <w:style w:type="table" w:styleId="1049">
     <w:name w:val="Lined - Accent 2"/>
-    <w:basedOn w:val="937"/>
+    <w:basedOn w:val="941"/>
     <w:uiPriority w:val="99"/>
     <w:pPr>
       <w:pBdr/>
@@ -41598,9 +41577,9 @@
       </w:tcPr>
     </w:tblStylePr>
   </w:style>
-  <w:style w:type="table" w:styleId="1046">
+  <w:style w:type="table" w:styleId="1050">
     <w:name w:val="Lined - Accent 3"/>
-    <w:basedOn w:val="937"/>
+    <w:basedOn w:val="941"/>
     <w:uiPriority w:val="99"/>
     <w:pPr>
       <w:pBdr/>
@@ -41835,9 +41814,9 @@
       </w:tcPr>
     </w:tblStylePr>
   </w:style>
-  <w:style w:type="table" w:styleId="1047">
+  <w:style w:type="table" w:styleId="1051">
     <w:name w:val="Lined - Accent 4"/>
-    <w:basedOn w:val="937"/>
+    <w:basedOn w:val="941"/>
     <w:uiPriority w:val="99"/>
     <w:pPr>
       <w:pBdr/>
@@ -42072,9 +42051,9 @@
       </w:tcPr>
     </w:tblStylePr>
   </w:style>
-  <w:style w:type="table" w:styleId="1048">
+  <w:style w:type="table" w:styleId="1052">
     <w:name w:val="Lined - Accent 5"/>
-    <w:basedOn w:val="937"/>
+    <w:basedOn w:val="941"/>
     <w:uiPriority w:val="99"/>
     <w:pPr>
       <w:pBdr/>
@@ -42309,9 +42288,9 @@
       </w:tcPr>
     </w:tblStylePr>
   </w:style>
-  <w:style w:type="table" w:styleId="1049">
+  <w:style w:type="table" w:styleId="1053">
     <w:name w:val="Lined - Accent 6"/>
-    <w:basedOn w:val="937"/>
+    <w:basedOn w:val="941"/>
     <w:uiPriority w:val="99"/>
     <w:pPr>
       <w:pBdr/>
@@ -42546,9 +42525,9 @@
       </w:tcPr>
     </w:tblStylePr>
   </w:style>
-  <w:style w:type="table" w:styleId="1050">
+  <w:style w:type="table" w:styleId="1054">
     <w:name w:val="Bordered &amp; Lined - Accent"/>
-    <w:basedOn w:val="937"/>
+    <w:basedOn w:val="941"/>
     <w:uiPriority w:val="99"/>
     <w:pPr>
       <w:pBdr/>
@@ -42790,9 +42769,9 @@
       </w:tcPr>
     </w:tblStylePr>
   </w:style>
-  <w:style w:type="table" w:styleId="1051">
+  <w:style w:type="table" w:styleId="1055">
     <w:name w:val="Bordered &amp; Lined - Accent 1"/>
-    <w:basedOn w:val="937"/>
+    <w:basedOn w:val="941"/>
     <w:uiPriority w:val="99"/>
     <w:pPr>
       <w:pBdr/>
@@ -43034,9 +43013,9 @@
       </w:tcPr>
     </w:tblStylePr>
   </w:style>
-  <w:style w:type="table" w:styleId="1052">
+  <w:style w:type="table" w:styleId="1056">
     <w:name w:val="Bordered &amp; Lined - Accent 2"/>
-    <w:basedOn w:val="937"/>
+    <w:basedOn w:val="941"/>
     <w:uiPriority w:val="99"/>
     <w:pPr>
       <w:pBdr/>
@@ -43278,9 +43257,9 @@
       </w:tcPr>
     </w:tblStylePr>
   </w:style>
-  <w:style w:type="table" w:styleId="1053">
+  <w:style w:type="table" w:styleId="1057">
     <w:name w:val="Bordered &amp; Lined - Accent 3"/>
-    <w:basedOn w:val="937"/>
+    <w:basedOn w:val="941"/>
     <w:uiPriority w:val="99"/>
     <w:pPr>
       <w:pBdr/>
@@ -43522,9 +43501,9 @@
       </w:tcPr>
     </w:tblStylePr>
   </w:style>
-  <w:style w:type="table" w:styleId="1054">
+  <w:style w:type="table" w:styleId="1058">
     <w:name w:val="Bordered &amp; Lined - Accent 4"/>
-    <w:basedOn w:val="937"/>
+    <w:basedOn w:val="941"/>
     <w:uiPriority w:val="99"/>
     <w:pPr>
       <w:pBdr/>
@@ -43766,9 +43745,9 @@
       </w:tcPr>
     </w:tblStylePr>
   </w:style>
-  <w:style w:type="table" w:styleId="1055">
+  <w:style w:type="table" w:styleId="1059">
     <w:name w:val="Bordered &amp; Lined - Accent 5"/>
-    <w:basedOn w:val="937"/>
+    <w:basedOn w:val="941"/>
     <w:uiPriority w:val="99"/>
     <w:pPr>
       <w:pBdr/>
@@ -44010,9 +43989,9 @@
       </w:tcPr>
     </w:tblStylePr>
   </w:style>
-  <w:style w:type="table" w:styleId="1056">
+  <w:style w:type="table" w:styleId="1060">
     <w:name w:val="Bordered &amp; Lined - Accent 6"/>
-    <w:basedOn w:val="937"/>
+    <w:basedOn w:val="941"/>
     <w:uiPriority w:val="99"/>
     <w:pPr>
       <w:pBdr/>
@@ -44254,9 +44233,9 @@
       </w:tcPr>
     </w:tblStylePr>
   </w:style>
-  <w:style w:type="table" w:styleId="1057">
+  <w:style w:type="table" w:styleId="1061">
     <w:name w:val="Bordered"/>
-    <w:basedOn w:val="937"/>
+    <w:basedOn w:val="941"/>
     <w:uiPriority w:val="99"/>
     <w:pPr>
       <w:pBdr/>
@@ -44485,9 +44464,9 @@
       </w:tcPr>
     </w:tblStylePr>
   </w:style>
-  <w:style w:type="table" w:styleId="1058">
+  <w:style w:type="table" w:styleId="1062">
     <w:name w:val="Bordered - Accent 1"/>
-    <w:basedOn w:val="937"/>
+    <w:basedOn w:val="941"/>
     <w:uiPriority w:val="99"/>
     <w:pPr>
       <w:pBdr/>
@@ -44716,9 +44695,9 @@
       </w:tcPr>
     </w:tblStylePr>
   </w:style>
-  <w:style w:type="table" w:styleId="1059">
+  <w:style w:type="table" w:styleId="1063">
     <w:name w:val="Bordered - Accent 2"/>
-    <w:basedOn w:val="937"/>
+    <w:basedOn w:val="941"/>
     <w:uiPriority w:val="99"/>
     <w:pPr>
       <w:pBdr/>
@@ -44947,9 +44926,9 @@
       </w:tcPr>
     </w:tblStylePr>
   </w:style>
-  <w:style w:type="table" w:styleId="1060">
+  <w:style w:type="table" w:styleId="1064">
     <w:name w:val="Bordered - Accent 3"/>
-    <w:basedOn w:val="937"/>
+    <w:basedOn w:val="941"/>
     <w:uiPriority w:val="99"/>
     <w:pPr>
       <w:pBdr/>
@@ -45178,9 +45157,9 @@
       </w:tcPr>
     </w:tblStylePr>
   </w:style>
-  <w:style w:type="table" w:styleId="1061">
+  <w:style w:type="table" w:styleId="1065">
     <w:name w:val="Bordered - Accent 4"/>
-    <w:basedOn w:val="937"/>
+    <w:basedOn w:val="941"/>
     <w:uiPriority w:val="99"/>
     <w:pPr>
       <w:pBdr/>
@@ -45409,9 +45388,9 @@
       </w:tcPr>
     </w:tblStylePr>
   </w:style>
-  <w:style w:type="table" w:styleId="1062">
+  <w:style w:type="table" w:styleId="1066">
     <w:name w:val="Bordered - Accent 5"/>
-    <w:basedOn w:val="937"/>
+    <w:basedOn w:val="941"/>
     <w:uiPriority w:val="99"/>
     <w:pPr>
       <w:pBdr/>
@@ -45640,9 +45619,9 @@
       </w:tcPr>
     </w:tblStylePr>
   </w:style>
-  <w:style w:type="table" w:styleId="1063">
+  <w:style w:type="table" w:styleId="1067">
     <w:name w:val="Bordered - Accent 6"/>
-    <w:basedOn w:val="937"/>
+    <w:basedOn w:val="941"/>
     <w:uiPriority w:val="99"/>
     <w:pPr>
       <w:pBdr/>
@@ -45871,11 +45850,11 @@
       </w:tcPr>
     </w:tblStylePr>
   </w:style>
-  <w:style w:type="paragraph" w:styleId="1064">
+  <w:style w:type="paragraph" w:styleId="1068">
     <w:name w:val="Heading 1"/>
-    <w:basedOn w:val="1126"/>
-    <w:next w:val="1126"/>
-    <w:link w:val="1075"/>
+    <w:basedOn w:val="1130"/>
+    <w:next w:val="1130"/>
+    <w:link w:val="1079"/>
     <w:uiPriority w:val="9"/>
     <w:qFormat/>
     <w:pPr>
@@ -45893,11 +45872,11 @@
       <w:szCs w:val="40"/>
     </w:rPr>
   </w:style>
-  <w:style w:type="paragraph" w:styleId="1065">
+  <w:style w:type="paragraph" w:styleId="1069">
     <w:name w:val="Heading 2"/>
-    <w:basedOn w:val="1126"/>
-    <w:next w:val="1126"/>
-    <w:link w:val="1076"/>
+    <w:basedOn w:val="1130"/>
+    <w:next w:val="1130"/>
+    <w:link w:val="1080"/>
     <w:uiPriority w:val="9"/>
     <w:unhideWhenUsed/>
     <w:qFormat/>
@@ -45916,11 +45895,11 @@
       <w:szCs w:val="32"/>
     </w:rPr>
   </w:style>
-  <w:style w:type="paragraph" w:styleId="1066">
+  <w:style w:type="paragraph" w:styleId="1070">
     <w:name w:val="Heading 3"/>
-    <w:basedOn w:val="1126"/>
-    <w:next w:val="1126"/>
-    <w:link w:val="1077"/>
+    <w:basedOn w:val="1130"/>
+    <w:next w:val="1130"/>
+    <w:link w:val="1081"/>
     <w:uiPriority w:val="9"/>
     <w:unhideWhenUsed/>
     <w:qFormat/>
@@ -45939,11 +45918,11 @@
       <w:szCs w:val="28"/>
     </w:rPr>
   </w:style>
-  <w:style w:type="paragraph" w:styleId="1067">
+  <w:style w:type="paragraph" w:styleId="1071">
     <w:name w:val="Heading 4"/>
-    <w:basedOn w:val="1126"/>
-    <w:next w:val="1126"/>
-    <w:link w:val="1078"/>
+    <w:basedOn w:val="1130"/>
+    <w:next w:val="1130"/>
+    <w:link w:val="1082"/>
     <w:uiPriority w:val="9"/>
     <w:unhideWhenUsed/>
     <w:qFormat/>
@@ -45962,11 +45941,11 @@
       <w:color w:val="0f4761" w:themeColor="accent1" w:themeShade="BF"/>
     </w:rPr>
   </w:style>
-  <w:style w:type="paragraph" w:styleId="1068">
+  <w:style w:type="paragraph" w:styleId="1072">
     <w:name w:val="Heading 5"/>
-    <w:basedOn w:val="1126"/>
-    <w:next w:val="1126"/>
-    <w:link w:val="1079"/>
+    <w:basedOn w:val="1130"/>
+    <w:next w:val="1130"/>
+    <w:link w:val="1083"/>
     <w:uiPriority w:val="9"/>
     <w:unhideWhenUsed/>
     <w:qFormat/>
@@ -45983,11 +45962,11 @@
       <w:color w:val="0f4761" w:themeColor="accent1" w:themeShade="BF"/>
     </w:rPr>
   </w:style>
-  <w:style w:type="paragraph" w:styleId="1069">
+  <w:style w:type="paragraph" w:styleId="1073">
     <w:name w:val="Heading 6"/>
-    <w:basedOn w:val="1126"/>
-    <w:next w:val="1126"/>
-    <w:link w:val="1080"/>
+    <w:basedOn w:val="1130"/>
+    <w:next w:val="1130"/>
+    <w:link w:val="1084"/>
     <w:uiPriority w:val="9"/>
     <w:unhideWhenUsed/>
     <w:qFormat/>
@@ -46006,11 +45985,11 @@
       <w:color w:val="595959" w:themeColor="text1" w:themeTint="A6"/>
     </w:rPr>
   </w:style>
-  <w:style w:type="paragraph" w:styleId="1070">
+  <w:style w:type="paragraph" w:styleId="1074">
     <w:name w:val="Heading 7"/>
-    <w:basedOn w:val="1126"/>
-    <w:next w:val="1126"/>
-    <w:link w:val="1081"/>
+    <w:basedOn w:val="1130"/>
+    <w:next w:val="1130"/>
+    <w:link w:val="1085"/>
     <w:uiPriority w:val="9"/>
     <w:unhideWhenUsed/>
     <w:qFormat/>
@@ -46027,11 +46006,11 @@
       <w:color w:val="595959" w:themeColor="text1" w:themeTint="A6"/>
     </w:rPr>
   </w:style>
-  <w:style w:type="paragraph" w:styleId="1071">
+  <w:style w:type="paragraph" w:styleId="1075">
     <w:name w:val="Heading 8"/>
-    <w:basedOn w:val="1126"/>
-    <w:next w:val="1126"/>
-    <w:link w:val="1082"/>
+    <w:basedOn w:val="1130"/>
+    <w:next w:val="1130"/>
+    <w:link w:val="1086"/>
     <w:uiPriority w:val="9"/>
     <w:unhideWhenUsed/>
     <w:qFormat/>
@@ -46050,11 +46029,11 @@
       <w:color w:val="272727" w:themeColor="text1" w:themeTint="D8"/>
     </w:rPr>
   </w:style>
-  <w:style w:type="paragraph" w:styleId="1072">
+  <w:style w:type="paragraph" w:styleId="1076">
     <w:name w:val="Heading 9"/>
-    <w:basedOn w:val="1126"/>
-    <w:next w:val="1126"/>
-    <w:link w:val="1083"/>
+    <w:basedOn w:val="1130"/>
+    <w:next w:val="1130"/>
+    <w:link w:val="1087"/>
     <w:uiPriority w:val="9"/>
     <w:unhideWhenUsed/>
     <w:qFormat/>
@@ -46073,7 +46052,7 @@
       <w:color w:val="272727" w:themeColor="text1" w:themeTint="D8"/>
     </w:rPr>
   </w:style>
-  <w:style w:type="character" w:styleId="1073" w:default="1">
+  <w:style w:type="character" w:styleId="1077" w:default="1">
     <w:name w:val="Default Paragraph Font"/>
     <w:uiPriority w:val="1"/>
     <w:semiHidden/>
@@ -46084,7 +46063,7 @@
       <w:ind/>
     </w:pPr>
   </w:style>
-  <w:style w:type="numbering" w:styleId="1074" w:default="1">
+  <w:style w:type="numbering" w:styleId="1078" w:default="1">
     <w:name w:val="No List"/>
     <w:uiPriority w:val="99"/>
     <w:semiHidden/>
@@ -46095,10 +46074,10 @@
       <w:ind/>
     </w:pPr>
   </w:style>
-  <w:style w:type="character" w:styleId="1075">
+  <w:style w:type="character" w:styleId="1079">
     <w:name w:val="Heading 1 Char"/>
-    <w:basedOn w:val="1073"/>
-    <w:link w:val="1064"/>
+    <w:basedOn w:val="1077"/>
+    <w:link w:val="1068"/>
     <w:uiPriority w:val="9"/>
     <w:pPr>
       <w:pBdr/>
@@ -46112,10 +46091,10 @@
       <w:szCs w:val="40"/>
     </w:rPr>
   </w:style>
-  <w:style w:type="character" w:styleId="1076">
+  <w:style w:type="character" w:styleId="1080">
     <w:name w:val="Heading 2 Char"/>
-    <w:basedOn w:val="1073"/>
-    <w:link w:val="1065"/>
+    <w:basedOn w:val="1077"/>
+    <w:link w:val="1069"/>
     <w:uiPriority w:val="9"/>
     <w:pPr>
       <w:pBdr/>
@@ -46129,10 +46108,10 @@
       <w:szCs w:val="32"/>
     </w:rPr>
   </w:style>
-  <w:style w:type="character" w:styleId="1077">
+  <w:style w:type="character" w:styleId="1081">
     <w:name w:val="Heading 3 Char"/>
-    <w:basedOn w:val="1073"/>
-    <w:link w:val="1066"/>
+    <w:basedOn w:val="1077"/>
+    <w:link w:val="1070"/>
     <w:uiPriority w:val="9"/>
     <w:pPr>
       <w:pBdr/>
@@ -46146,10 +46125,10 @@
       <w:szCs w:val="28"/>
     </w:rPr>
   </w:style>
-  <w:style w:type="character" w:styleId="1078">
+  <w:style w:type="character" w:styleId="1082">
     <w:name w:val="Heading 4 Char"/>
-    <w:basedOn w:val="1073"/>
-    <w:link w:val="1067"/>
+    <w:basedOn w:val="1077"/>
+    <w:link w:val="1071"/>
     <w:uiPriority w:val="9"/>
     <w:pPr>
       <w:pBdr/>
@@ -46163,10 +46142,10 @@
       <w:color w:val="0f4761" w:themeColor="accent1" w:themeShade="BF"/>
     </w:rPr>
   </w:style>
-  <w:style w:type="character" w:styleId="1079">
+  <w:style w:type="character" w:styleId="1083">
     <w:name w:val="Heading 5 Char"/>
-    <w:basedOn w:val="1073"/>
-    <w:link w:val="1068"/>
+    <w:basedOn w:val="1077"/>
+    <w:link w:val="1072"/>
     <w:uiPriority w:val="9"/>
     <w:pPr>
       <w:pBdr/>
@@ -46178,10 +46157,10 @@
       <w:color w:val="0f4761" w:themeColor="accent1" w:themeShade="BF"/>
     </w:rPr>
   </w:style>
-  <w:style w:type="character" w:styleId="1080">
+  <w:style w:type="character" w:styleId="1084">
     <w:name w:val="Heading 6 Char"/>
-    <w:basedOn w:val="1073"/>
-    <w:link w:val="1069"/>
+    <w:basedOn w:val="1077"/>
+    <w:link w:val="1073"/>
     <w:uiPriority w:val="9"/>
     <w:pPr>
       <w:pBdr/>
@@ -46195,10 +46174,10 @@
       <w:color w:val="595959" w:themeColor="text1" w:themeTint="A6"/>
     </w:rPr>
   </w:style>
-  <w:style w:type="character" w:styleId="1081">
+  <w:style w:type="character" w:styleId="1085">
     <w:name w:val="Heading 7 Char"/>
-    <w:basedOn w:val="1073"/>
-    <w:link w:val="1070"/>
+    <w:basedOn w:val="1077"/>
+    <w:link w:val="1074"/>
     <w:uiPriority w:val="9"/>
     <w:pPr>
       <w:pBdr/>
@@ -46210,10 +46189,10 @@
       <w:color w:val="595959" w:themeColor="text1" w:themeTint="A6"/>
     </w:rPr>
   </w:style>
-  <w:style w:type="character" w:styleId="1082">
+  <w:style w:type="character" w:styleId="1086">
     <w:name w:val="Heading 8 Char"/>
-    <w:basedOn w:val="1073"/>
-    <w:link w:val="1071"/>
+    <w:basedOn w:val="1077"/>
+    <w:link w:val="1075"/>
     <w:uiPriority w:val="9"/>
     <w:pPr>
       <w:pBdr/>
@@ -46227,10 +46206,10 @@
       <w:color w:val="272727" w:themeColor="text1" w:themeTint="D8"/>
     </w:rPr>
   </w:style>
-  <w:style w:type="character" w:styleId="1083">
+  <w:style w:type="character" w:styleId="1087">
     <w:name w:val="Heading 9 Char"/>
-    <w:basedOn w:val="1073"/>
-    <w:link w:val="1072"/>
+    <w:basedOn w:val="1077"/>
+    <w:link w:val="1076"/>
     <w:uiPriority w:val="9"/>
     <w:pPr>
       <w:pBdr/>
@@ -46244,11 +46223,11 @@
       <w:color w:val="272727" w:themeColor="text1" w:themeTint="D8"/>
     </w:rPr>
   </w:style>
-  <w:style w:type="paragraph" w:styleId="1084">
+  <w:style w:type="paragraph" w:styleId="1088">
     <w:name w:val="Title"/>
-    <w:basedOn w:val="1126"/>
-    <w:next w:val="1126"/>
-    <w:link w:val="1085"/>
+    <w:basedOn w:val="1130"/>
+    <w:next w:val="1130"/>
+    <w:link w:val="1089"/>
     <w:uiPriority w:val="10"/>
     <w:qFormat/>
     <w:pPr>
@@ -46264,10 +46243,10 @@
       <w:szCs w:val="56"/>
     </w:rPr>
   </w:style>
-  <w:style w:type="character" w:styleId="1085">
+  <w:style w:type="character" w:styleId="1089">
     <w:name w:val="Title Char"/>
-    <w:basedOn w:val="1073"/>
-    <w:link w:val="1084"/>
+    <w:basedOn w:val="1077"/>
+    <w:link w:val="1088"/>
     <w:uiPriority w:val="10"/>
     <w:pPr>
       <w:pBdr/>
@@ -46281,11 +46260,11 @@
       <w:szCs w:val="56"/>
     </w:rPr>
   </w:style>
-  <w:style w:type="paragraph" w:styleId="1086">
+  <w:style w:type="paragraph" w:styleId="1090">
     <w:name w:val="Subtitle"/>
-    <w:basedOn w:val="1126"/>
-    <w:next w:val="1126"/>
-    <w:link w:val="1087"/>
+    <w:basedOn w:val="1130"/>
+    <w:next w:val="1130"/>
+    <w:link w:val="1091"/>
     <w:uiPriority w:val="11"/>
     <w:qFormat/>
     <w:pPr>
@@ -46303,10 +46282,10 @@
       <w:szCs w:val="28"/>
     </w:rPr>
   </w:style>
-  <w:style w:type="character" w:styleId="1087">
+  <w:style w:type="character" w:styleId="1091">
     <w:name w:val="Subtitle Char"/>
-    <w:basedOn w:val="1073"/>
-    <w:link w:val="1086"/>
+    <w:basedOn w:val="1077"/>
+    <w:link w:val="1090"/>
     <w:uiPriority w:val="11"/>
     <w:pPr>
       <w:pBdr/>
@@ -46320,11 +46299,11 @@
       <w:szCs w:val="28"/>
     </w:rPr>
   </w:style>
-  <w:style w:type="paragraph" w:styleId="1088">
+  <w:style w:type="paragraph" w:styleId="1092">
     <w:name w:val="Quote"/>
-    <w:basedOn w:val="1126"/>
-    <w:next w:val="1126"/>
-    <w:link w:val="1089"/>
+    <w:basedOn w:val="1130"/>
+    <w:next w:val="1130"/>
+    <w:link w:val="1093"/>
     <w:uiPriority w:val="29"/>
     <w:qFormat/>
     <w:pPr>
@@ -46339,10 +46318,10 @@
       <w:color w:val="404040" w:themeColor="text1" w:themeTint="BF"/>
     </w:rPr>
   </w:style>
-  <w:style w:type="character" w:styleId="1089">
+  <w:style w:type="character" w:styleId="1093">
     <w:name w:val="Quote Char"/>
-    <w:basedOn w:val="1073"/>
-    <w:link w:val="1088"/>
+    <w:basedOn w:val="1077"/>
+    <w:link w:val="1092"/>
     <w:uiPriority w:val="29"/>
     <w:pPr>
       <w:pBdr/>
@@ -46355,9 +46334,9 @@
       <w:color w:val="404040" w:themeColor="text1" w:themeTint="BF"/>
     </w:rPr>
   </w:style>
-  <w:style w:type="paragraph" w:styleId="1090">
+  <w:style w:type="paragraph" w:styleId="1094">
     <w:name w:val="List Paragraph"/>
-    <w:basedOn w:val="1126"/>
+    <w:basedOn w:val="1130"/>
     <w:uiPriority w:val="34"/>
     <w:qFormat/>
     <w:pPr>
@@ -46367,9 +46346,9 @@
       <w:contextualSpacing w:val="true"/>
     </w:pPr>
   </w:style>
-  <w:style w:type="character" w:styleId="1091">
+  <w:style w:type="character" w:styleId="1095">
     <w:name w:val="Intense Emphasis"/>
-    <w:basedOn w:val="1073"/>
+    <w:basedOn w:val="1077"/>
     <w:uiPriority w:val="21"/>
     <w:qFormat/>
     <w:pPr>
@@ -46383,11 +46362,11 @@
       <w:color w:val="0f4761" w:themeColor="accent1" w:themeShade="BF"/>
     </w:rPr>
   </w:style>
-  <w:style w:type="paragraph" w:styleId="1092">
+  <w:style w:type="paragraph" w:styleId="1096">
     <w:name w:val="Intense Quote"/>
-    <w:basedOn w:val="1126"/>
-    <w:next w:val="1126"/>
-    <w:link w:val="1093"/>
+    <w:basedOn w:val="1130"/>
+    <w:next w:val="1130"/>
+    <w:link w:val="1097"/>
     <w:uiPriority w:val="30"/>
     <w:qFormat/>
     <w:pPr>
@@ -46405,10 +46384,10 @@
       <w:color w:val="0f4761" w:themeColor="accent1" w:themeShade="BF"/>
     </w:rPr>
   </w:style>
-  <w:style w:type="character" w:styleId="1093">
+  <w:style w:type="character" w:styleId="1097">
     <w:name w:val="Intense Quote Char"/>
-    <w:basedOn w:val="1073"/>
-    <w:link w:val="1092"/>
+    <w:basedOn w:val="1077"/>
+    <w:link w:val="1096"/>
     <w:uiPriority w:val="30"/>
     <w:pPr>
       <w:pBdr/>
@@ -46421,9 +46400,9 @@
       <w:color w:val="0f4761" w:themeColor="accent1" w:themeShade="BF"/>
     </w:rPr>
   </w:style>
-  <w:style w:type="character" w:styleId="1094">
+  <w:style w:type="character" w:styleId="1098">
     <w:name w:val="Intense Reference"/>
-    <w:basedOn w:val="1073"/>
+    <w:basedOn w:val="1077"/>
     <w:uiPriority w:val="32"/>
     <w:qFormat/>
     <w:pPr>
@@ -46439,9 +46418,9 @@
       <w:spacing w:val="5"/>
     </w:rPr>
   </w:style>
-  <w:style w:type="paragraph" w:styleId="1095">
+  <w:style w:type="paragraph" w:styleId="1099">
     <w:name w:val="No Spacing"/>
-    <w:basedOn w:val="1126"/>
+    <w:basedOn w:val="1130"/>
     <w:uiPriority w:val="1"/>
     <w:qFormat/>
     <w:pPr>
@@ -46450,9 +46429,9 @@
       <w:ind/>
     </w:pPr>
   </w:style>
-  <w:style w:type="character" w:styleId="1096">
+  <w:style w:type="character" w:styleId="1100">
     <w:name w:val="Subtle Emphasis"/>
-    <w:basedOn w:val="1073"/>
+    <w:basedOn w:val="1077"/>
     <w:uiPriority w:val="19"/>
     <w:qFormat/>
     <w:pPr>
@@ -46466,9 +46445,9 @@
       <w:color w:val="404040" w:themeColor="text1" w:themeTint="BF"/>
     </w:rPr>
   </w:style>
-  <w:style w:type="character" w:styleId="1097">
+  <w:style w:type="character" w:styleId="1101">
     <w:name w:val="Emphasis"/>
-    <w:basedOn w:val="1073"/>
+    <w:basedOn w:val="1077"/>
     <w:uiPriority w:val="20"/>
     <w:qFormat/>
     <w:pPr>
@@ -46481,9 +46460,9 @@
       <w:iCs/>
     </w:rPr>
   </w:style>
-  <w:style w:type="character" w:styleId="1098">
+  <w:style w:type="character" w:styleId="1102">
     <w:name w:val="Strong"/>
-    <w:basedOn w:val="1073"/>
+    <w:basedOn w:val="1077"/>
     <w:uiPriority w:val="22"/>
     <w:qFormat/>
     <w:pPr>
@@ -46496,9 +46475,9 @@
       <w:bCs/>
     </w:rPr>
   </w:style>
-  <w:style w:type="character" w:styleId="1099">
+  <w:style w:type="character" w:styleId="1103">
     <w:name w:val="Subtle Reference"/>
-    <w:basedOn w:val="1073"/>
+    <w:basedOn w:val="1077"/>
     <w:uiPriority w:val="31"/>
     <w:qFormat/>
     <w:pPr>
@@ -46511,9 +46490,9 @@
       <w:color w:val="5a5a5a" w:themeColor="text1" w:themeTint="A5"/>
     </w:rPr>
   </w:style>
-  <w:style w:type="character" w:styleId="1100">
+  <w:style w:type="character" w:styleId="1104">
     <w:name w:val="Book Title"/>
-    <w:basedOn w:val="1073"/>
+    <w:basedOn w:val="1077"/>
     <w:uiPriority w:val="33"/>
     <w:qFormat/>
     <w:pPr>
@@ -46529,10 +46508,10 @@
       <w:spacing w:val="5"/>
     </w:rPr>
   </w:style>
-  <w:style w:type="paragraph" w:styleId="1101">
+  <w:style w:type="paragraph" w:styleId="1105">
     <w:name w:val="Header"/>
-    <w:basedOn w:val="1126"/>
-    <w:link w:val="1102"/>
+    <w:basedOn w:val="1130"/>
+    <w:link w:val="1106"/>
     <w:uiPriority w:val="99"/>
     <w:unhideWhenUsed/>
     <w:pPr>
@@ -46545,10 +46524,10 @@
       <w:ind/>
     </w:pPr>
   </w:style>
-  <w:style w:type="character" w:styleId="1102">
+  <w:style w:type="character" w:styleId="1106">
     <w:name w:val="Header Char"/>
-    <w:basedOn w:val="1073"/>
-    <w:link w:val="1101"/>
+    <w:basedOn w:val="1077"/>
+    <w:link w:val="1105"/>
     <w:uiPriority w:val="99"/>
     <w:pPr>
       <w:pBdr/>
@@ -46556,10 +46535,10 @@
       <w:ind/>
     </w:pPr>
   </w:style>
-  <w:style w:type="paragraph" w:styleId="1103">
+  <w:style w:type="paragraph" w:styleId="1107">
     <w:name w:val="Footer"/>
-    <w:basedOn w:val="1126"/>
-    <w:link w:val="1104"/>
+    <w:basedOn w:val="1130"/>
+    <w:link w:val="1108"/>
     <w:uiPriority w:val="99"/>
     <w:unhideWhenUsed/>
     <w:pPr>
@@ -46572,10 +46551,10 @@
       <w:ind/>
     </w:pPr>
   </w:style>
-  <w:style w:type="character" w:styleId="1104">
+  <w:style w:type="character" w:styleId="1108">
     <w:name w:val="Footer Char"/>
-    <w:basedOn w:val="1073"/>
-    <w:link w:val="1103"/>
+    <w:basedOn w:val="1077"/>
+    <w:link w:val="1107"/>
     <w:uiPriority w:val="99"/>
     <w:pPr>
       <w:pBdr/>
@@ -46583,10 +46562,10 @@
       <w:ind/>
     </w:pPr>
   </w:style>
-  <w:style w:type="paragraph" w:styleId="1105">
+  <w:style w:type="paragraph" w:styleId="1109">
     <w:name w:val="Caption"/>
-    <w:basedOn w:val="1126"/>
-    <w:next w:val="1126"/>
+    <w:basedOn w:val="1130"/>
+    <w:next w:val="1130"/>
     <w:uiPriority w:val="35"/>
     <w:unhideWhenUsed/>
     <w:qFormat/>
@@ -46603,10 +46582,10 @@
       <w:szCs w:val="18"/>
     </w:rPr>
   </w:style>
-  <w:style w:type="paragraph" w:styleId="1106">
+  <w:style w:type="paragraph" w:styleId="1110">
     <w:name w:val="footnote text"/>
-    <w:basedOn w:val="1126"/>
-    <w:link w:val="1107"/>
+    <w:basedOn w:val="1130"/>
+    <w:link w:val="1111"/>
     <w:uiPriority w:val="99"/>
     <w:semiHidden/>
     <w:unhideWhenUsed/>
@@ -46620,10 +46599,10 @@
       <w:szCs w:val="20"/>
     </w:rPr>
   </w:style>
-  <w:style w:type="character" w:styleId="1107">
+  <w:style w:type="character" w:styleId="1111">
     <w:name w:val="Footnote Text Char"/>
-    <w:basedOn w:val="1073"/>
-    <w:link w:val="1106"/>
+    <w:basedOn w:val="1077"/>
+    <w:link w:val="1110"/>
     <w:uiPriority w:val="99"/>
     <w:semiHidden/>
     <w:pPr>
@@ -46636,9 +46615,9 @@
       <w:szCs w:val="20"/>
     </w:rPr>
   </w:style>
-  <w:style w:type="character" w:styleId="1108">
+  <w:style w:type="character" w:styleId="1112">
     <w:name w:val="footnote reference"/>
-    <w:basedOn w:val="1073"/>
+    <w:basedOn w:val="1077"/>
     <w:uiPriority w:val="99"/>
     <w:semiHidden/>
     <w:unhideWhenUsed/>
@@ -46651,10 +46630,10 @@
       <w:vertAlign w:val="superscript"/>
     </w:rPr>
   </w:style>
-  <w:style w:type="paragraph" w:styleId="1109">
+  <w:style w:type="paragraph" w:styleId="1113">
     <w:name w:val="endnote text"/>
-    <w:basedOn w:val="1126"/>
-    <w:link w:val="1110"/>
+    <w:basedOn w:val="1130"/>
+    <w:link w:val="1114"/>
     <w:uiPriority w:val="99"/>
     <w:semiHidden/>
     <w:unhideWhenUsed/>
@@ -46668,10 +46647,10 @@
       <w:szCs w:val="20"/>
     </w:rPr>
   </w:style>
-  <w:style w:type="character" w:styleId="1110">
+  <w:style w:type="character" w:styleId="1114">
     <w:name w:val="Endnote Text Char"/>
-    <w:basedOn w:val="1073"/>
-    <w:link w:val="1109"/>
+    <w:basedOn w:val="1077"/>
+    <w:link w:val="1113"/>
     <w:uiPriority w:val="99"/>
     <w:semiHidden/>
     <w:pPr>
@@ -46684,9 +46663,9 @@
       <w:szCs w:val="20"/>
     </w:rPr>
   </w:style>
-  <w:style w:type="character" w:styleId="1111">
+  <w:style w:type="character" w:styleId="1115">
     <w:name w:val="endnote reference"/>
-    <w:basedOn w:val="1073"/>
+    <w:basedOn w:val="1077"/>
     <w:uiPriority w:val="99"/>
     <w:semiHidden/>
     <w:unhideWhenUsed/>
@@ -46699,9 +46678,9 @@
       <w:vertAlign w:val="superscript"/>
     </w:rPr>
   </w:style>
-  <w:style w:type="character" w:styleId="1112">
+  <w:style w:type="character" w:styleId="1116">
     <w:name w:val="Hyperlink"/>
-    <w:basedOn w:val="1073"/>
+    <w:basedOn w:val="1077"/>
     <w:uiPriority w:val="99"/>
     <w:unhideWhenUsed/>
     <w:pPr>
@@ -46714,9 +46693,9 @@
       <w:u w:val="single"/>
     </w:rPr>
   </w:style>
-  <w:style w:type="character" w:styleId="1113">
+  <w:style w:type="character" w:styleId="1117">
     <w:name w:val="FollowedHyperlink"/>
-    <w:basedOn w:val="1073"/>
+    <w:basedOn w:val="1077"/>
     <w:uiPriority w:val="99"/>
     <w:semiHidden/>
     <w:unhideWhenUsed/>
@@ -46730,10 +46709,10 @@
       <w:u w:val="single"/>
     </w:rPr>
   </w:style>
-  <w:style w:type="paragraph" w:styleId="1114">
+  <w:style w:type="paragraph" w:styleId="1118">
     <w:name w:val="toc 1"/>
-    <w:basedOn w:val="1126"/>
-    <w:next w:val="1126"/>
+    <w:basedOn w:val="1130"/>
+    <w:next w:val="1130"/>
     <w:uiPriority w:val="39"/>
     <w:unhideWhenUsed/>
     <w:pPr>
@@ -46742,10 +46721,10 @@
       <w:ind/>
     </w:pPr>
   </w:style>
-  <w:style w:type="paragraph" w:styleId="1115">
+  <w:style w:type="paragraph" w:styleId="1119">
     <w:name w:val="toc 2"/>
-    <w:basedOn w:val="1126"/>
-    <w:next w:val="1126"/>
+    <w:basedOn w:val="1130"/>
+    <w:next w:val="1130"/>
     <w:uiPriority w:val="39"/>
     <w:unhideWhenUsed/>
     <w:pPr>
@@ -46754,10 +46733,10 @@
       <w:ind w:left="220"/>
     </w:pPr>
   </w:style>
-  <w:style w:type="paragraph" w:styleId="1116">
+  <w:style w:type="paragraph" w:styleId="1120">
     <w:name w:val="toc 3"/>
-    <w:basedOn w:val="1126"/>
-    <w:next w:val="1126"/>
+    <w:basedOn w:val="1130"/>
+    <w:next w:val="1130"/>
     <w:uiPriority w:val="39"/>
     <w:unhideWhenUsed/>
     <w:pPr>
@@ -46766,10 +46745,10 @@
       <w:ind w:left="440"/>
     </w:pPr>
   </w:style>
-  <w:style w:type="paragraph" w:styleId="1117">
+  <w:style w:type="paragraph" w:styleId="1121">
     <w:name w:val="toc 4"/>
-    <w:basedOn w:val="1126"/>
-    <w:next w:val="1126"/>
+    <w:basedOn w:val="1130"/>
+    <w:next w:val="1130"/>
     <w:uiPriority w:val="39"/>
     <w:unhideWhenUsed/>
     <w:pPr>
@@ -46778,10 +46757,10 @@
       <w:ind w:left="660"/>
     </w:pPr>
   </w:style>
-  <w:style w:type="paragraph" w:styleId="1118">
+  <w:style w:type="paragraph" w:styleId="1122">
     <w:name w:val="toc 5"/>
-    <w:basedOn w:val="1126"/>
-    <w:next w:val="1126"/>
+    <w:basedOn w:val="1130"/>
+    <w:next w:val="1130"/>
     <w:uiPriority w:val="39"/>
     <w:unhideWhenUsed/>
     <w:pPr>
@@ -46790,10 +46769,10 @@
       <w:ind w:left="880"/>
     </w:pPr>
   </w:style>
-  <w:style w:type="paragraph" w:styleId="1119">
+  <w:style w:type="paragraph" w:styleId="1123">
     <w:name w:val="toc 6"/>
-    <w:basedOn w:val="1126"/>
-    <w:next w:val="1126"/>
+    <w:basedOn w:val="1130"/>
+    <w:next w:val="1130"/>
     <w:uiPriority w:val="39"/>
     <w:unhideWhenUsed/>
     <w:pPr>
@@ -46802,10 +46781,10 @@
       <w:ind w:left="1100"/>
     </w:pPr>
   </w:style>
-  <w:style w:type="paragraph" w:styleId="1120">
+  <w:style w:type="paragraph" w:styleId="1124">
     <w:name w:val="toc 7"/>
-    <w:basedOn w:val="1126"/>
-    <w:next w:val="1126"/>
+    <w:basedOn w:val="1130"/>
+    <w:next w:val="1130"/>
     <w:uiPriority w:val="39"/>
     <w:unhideWhenUsed/>
     <w:pPr>
@@ -46814,10 +46793,10 @@
       <w:ind w:left="1320"/>
     </w:pPr>
   </w:style>
-  <w:style w:type="paragraph" w:styleId="1121">
+  <w:style w:type="paragraph" w:styleId="1125">
     <w:name w:val="toc 8"/>
-    <w:basedOn w:val="1126"/>
-    <w:next w:val="1126"/>
+    <w:basedOn w:val="1130"/>
+    <w:next w:val="1130"/>
     <w:uiPriority w:val="39"/>
     <w:unhideWhenUsed/>
     <w:pPr>
@@ -46826,10 +46805,10 @@
       <w:ind w:left="1540"/>
     </w:pPr>
   </w:style>
-  <w:style w:type="paragraph" w:styleId="1122">
+  <w:style w:type="paragraph" w:styleId="1126">
     <w:name w:val="toc 9"/>
-    <w:basedOn w:val="1126"/>
-    <w:next w:val="1126"/>
+    <w:basedOn w:val="1130"/>
+    <w:next w:val="1130"/>
     <w:uiPriority w:val="39"/>
     <w:unhideWhenUsed/>
     <w:pPr>
@@ -46838,9 +46817,9 @@
       <w:ind w:left="1760"/>
     </w:pPr>
   </w:style>
-  <w:style w:type="character" w:styleId="1123">
+  <w:style w:type="character" w:styleId="1127">
     <w:name w:val="Placeholder Text"/>
-    <w:basedOn w:val="1073"/>
+    <w:basedOn w:val="1077"/>
     <w:uiPriority w:val="99"/>
     <w:semiHidden/>
     <w:pPr>
@@ -46852,7 +46831,7 @@
       <w:color w:val="666666"/>
     </w:rPr>
   </w:style>
-  <w:style w:type="paragraph" w:styleId="1124">
+  <w:style w:type="paragraph" w:styleId="1128">
     <w:name w:val="TOC Heading"/>
     <w:uiPriority w:val="39"/>
     <w:unhideWhenUsed/>
@@ -46862,10 +46841,10 @@
       <w:ind/>
     </w:pPr>
   </w:style>
-  <w:style w:type="paragraph" w:styleId="1125">
+  <w:style w:type="paragraph" w:styleId="1129">
     <w:name w:val="table of figures"/>
-    <w:basedOn w:val="1126"/>
-    <w:next w:val="1126"/>
+    <w:basedOn w:val="1130"/>
+    <w:next w:val="1130"/>
     <w:uiPriority w:val="99"/>
     <w:unhideWhenUsed/>
     <w:pPr>
@@ -46874,10 +46853,10 @@
       <w:ind/>
     </w:pPr>
   </w:style>
-  <w:style w:type="paragraph" w:styleId="1126" w:default="1">
+  <w:style w:type="paragraph" w:styleId="1130" w:default="1">
     <w:name w:val="Normal"/>
-    <w:next w:val="1126"/>
-    <w:link w:val="1126"/>
+    <w:next w:val="1130"/>
+    <w:link w:val="1130"/>
     <w:qFormat/>
     <w:pPr>
       <w:widowControl w:val="false"/>
@@ -46891,11 +46870,11 @@
       <w:lang w:val="en-US" w:eastAsia="en-US" w:bidi="ar-SA"/>
     </w:rPr>
   </w:style>
-  <w:style w:type="paragraph" w:styleId="1127">
+  <w:style w:type="paragraph" w:styleId="1131">
     <w:name w:val="标题 1"/>
-    <w:basedOn w:val="1126"/>
-    <w:next w:val="1126"/>
-    <w:link w:val="1126"/>
+    <w:basedOn w:val="1130"/>
+    <w:next w:val="1130"/>
+    <w:link w:val="1130"/>
     <w:qFormat/>
     <w:pPr>
       <w:keepNext w:val="true"/>
@@ -46914,11 +46893,11 @@
       <w:sz w:val="24"/>
     </w:rPr>
   </w:style>
-  <w:style w:type="paragraph" w:styleId="1128">
+  <w:style w:type="paragraph" w:styleId="1132">
     <w:name w:val="标题 2"/>
-    <w:basedOn w:val="1127"/>
-    <w:next w:val="1126"/>
-    <w:link w:val="1126"/>
+    <w:basedOn w:val="1131"/>
+    <w:next w:val="1130"/>
+    <w:link w:val="1130"/>
     <w:qFormat/>
     <w:pPr>
       <w:numPr>
@@ -46934,11 +46913,11 @@
       <w:sz w:val="20"/>
     </w:rPr>
   </w:style>
-  <w:style w:type="paragraph" w:styleId="1129">
+  <w:style w:type="paragraph" w:styleId="1133">
     <w:name w:val="标题 3"/>
-    <w:basedOn w:val="1127"/>
-    <w:next w:val="1126"/>
-    <w:link w:val="1126"/>
+    <w:basedOn w:val="1131"/>
+    <w:next w:val="1130"/>
+    <w:link w:val="1130"/>
     <w:qFormat/>
     <w:pPr>
       <w:numPr>
@@ -46956,11 +46935,11 @@
       <w:sz w:val="20"/>
     </w:rPr>
   </w:style>
-  <w:style w:type="paragraph" w:styleId="1130">
+  <w:style w:type="paragraph" w:styleId="1134">
     <w:name w:val="标题 4"/>
-    <w:basedOn w:val="1127"/>
-    <w:next w:val="1126"/>
-    <w:link w:val="1126"/>
+    <w:basedOn w:val="1131"/>
+    <w:next w:val="1130"/>
+    <w:link w:val="1130"/>
     <w:qFormat/>
     <w:pPr>
       <w:numPr>
@@ -46977,11 +46956,11 @@
       <w:sz w:val="20"/>
     </w:rPr>
   </w:style>
-  <w:style w:type="paragraph" w:styleId="1131">
+  <w:style w:type="paragraph" w:styleId="1135">
     <w:name w:val="标题 5"/>
-    <w:basedOn w:val="1126"/>
-    <w:next w:val="1126"/>
-    <w:link w:val="1126"/>
+    <w:basedOn w:val="1130"/>
+    <w:next w:val="1130"/>
+    <w:link w:val="1130"/>
     <w:qFormat/>
     <w:pPr>
       <w:numPr>
@@ -46997,11 +46976,11 @@
       <w:sz w:val="22"/>
     </w:rPr>
   </w:style>
-  <w:style w:type="paragraph" w:styleId="1132">
+  <w:style w:type="paragraph" w:styleId="1136">
     <w:name w:val="标题 6"/>
-    <w:basedOn w:val="1126"/>
-    <w:next w:val="1126"/>
-    <w:link w:val="1126"/>
+    <w:basedOn w:val="1130"/>
+    <w:next w:val="1130"/>
+    <w:link w:val="1130"/>
     <w:qFormat/>
     <w:pPr>
       <w:numPr>
@@ -47018,11 +46997,11 @@
       <w:sz w:val="22"/>
     </w:rPr>
   </w:style>
-  <w:style w:type="paragraph" w:styleId="1133">
+  <w:style w:type="paragraph" w:styleId="1137">
     <w:name w:val="标题 7"/>
-    <w:basedOn w:val="1126"/>
-    <w:next w:val="1126"/>
-    <w:link w:val="1126"/>
+    <w:basedOn w:val="1130"/>
+    <w:next w:val="1130"/>
+    <w:link w:val="1130"/>
     <w:qFormat/>
     <w:pPr>
       <w:numPr>
@@ -47035,11 +47014,11 @@
       <w:outlineLvl w:val="6"/>
     </w:pPr>
   </w:style>
-  <w:style w:type="paragraph" w:styleId="1134">
+  <w:style w:type="paragraph" w:styleId="1138">
     <w:name w:val="标题 8"/>
-    <w:basedOn w:val="1126"/>
-    <w:next w:val="1126"/>
-    <w:link w:val="1126"/>
+    <w:basedOn w:val="1130"/>
+    <w:next w:val="1130"/>
+    <w:link w:val="1130"/>
     <w:qFormat/>
     <w:pPr>
       <w:numPr>
@@ -47055,11 +47034,11 @@
       <w:i/>
     </w:rPr>
   </w:style>
-  <w:style w:type="paragraph" w:styleId="1135">
+  <w:style w:type="paragraph" w:styleId="1139">
     <w:name w:val="标题 9"/>
-    <w:basedOn w:val="1126"/>
-    <w:next w:val="1126"/>
-    <w:link w:val="1126"/>
+    <w:basedOn w:val="1130"/>
+    <w:next w:val="1130"/>
+    <w:link w:val="1130"/>
     <w:qFormat/>
     <w:pPr>
       <w:numPr>
@@ -47077,10 +47056,10 @@
       <w:sz w:val="18"/>
     </w:rPr>
   </w:style>
-  <w:style w:type="character" w:styleId="1136">
+  <w:style w:type="character" w:styleId="1140">
     <w:name w:val="默认段落字体"/>
-    <w:next w:val="1136"/>
-    <w:link w:val="1126"/>
+    <w:next w:val="1140"/>
+    <w:link w:val="1130"/>
     <w:semiHidden/>
     <w:pPr>
       <w:pBdr/>
@@ -47088,10 +47067,10 @@
       <w:ind/>
     </w:pPr>
   </w:style>
-  <w:style w:type="table" w:styleId="1137">
+  <w:style w:type="table" w:styleId="1141">
     <w:name w:val="普通表格"/>
-    <w:next w:val="1137"/>
-    <w:link w:val="1126"/>
+    <w:next w:val="1141"/>
+    <w:link w:val="1130"/>
     <w:semiHidden/>
     <w:pPr>
       <w:pBdr/>
@@ -47283,10 +47262,10 @@
       </w:tcPr>
     </w:tblStylePr>
   </w:style>
-  <w:style w:type="numbering" w:styleId="1138">
+  <w:style w:type="numbering" w:styleId="1142">
     <w:name w:val="无列表"/>
-    <w:next w:val="1138"/>
-    <w:link w:val="1126"/>
+    <w:next w:val="1142"/>
+    <w:link w:val="1130"/>
     <w:semiHidden/>
     <w:pPr>
       <w:pBdr/>
@@ -47294,11 +47273,11 @@
       <w:ind/>
     </w:pPr>
   </w:style>
-  <w:style w:type="paragraph" w:styleId="1139">
+  <w:style w:type="paragraph" w:styleId="1143">
     <w:name w:val="标题"/>
-    <w:basedOn w:val="1126"/>
-    <w:next w:val="1126"/>
-    <w:link w:val="1126"/>
+    <w:basedOn w:val="1130"/>
+    <w:next w:val="1130"/>
+    <w:link w:val="1130"/>
     <w:qFormat/>
     <w:pPr>
       <w:pBdr/>
@@ -47312,11 +47291,11 @@
       <w:sz w:val="36"/>
     </w:rPr>
   </w:style>
-  <w:style w:type="paragraph" w:styleId="1140">
+  <w:style w:type="paragraph" w:styleId="1144">
     <w:name w:val="目录 1"/>
-    <w:basedOn w:val="1126"/>
-    <w:next w:val="1126"/>
-    <w:link w:val="1126"/>
+    <w:basedOn w:val="1130"/>
+    <w:next w:val="1130"/>
+    <w:link w:val="1130"/>
     <w:uiPriority w:val="39"/>
     <w:pPr>
       <w:pBdr/>
@@ -47331,11 +47310,11 @@
       <w:sz w:val="20"/>
     </w:rPr>
   </w:style>
-  <w:style w:type="paragraph" w:styleId="1141">
+  <w:style w:type="paragraph" w:styleId="1145">
     <w:name w:val="目录 2"/>
-    <w:basedOn w:val="1126"/>
-    <w:next w:val="1126"/>
-    <w:link w:val="1126"/>
+    <w:basedOn w:val="1130"/>
+    <w:next w:val="1130"/>
+    <w:link w:val="1130"/>
     <w:uiPriority w:val="39"/>
     <w:pPr>
       <w:pBdr/>
@@ -47348,11 +47327,11 @@
       <w:sz w:val="20"/>
     </w:rPr>
   </w:style>
-  <w:style w:type="paragraph" w:styleId="1142">
+  <w:style w:type="paragraph" w:styleId="1146">
     <w:name w:val="目录 3"/>
-    <w:basedOn w:val="1126"/>
-    <w:next w:val="1126"/>
-    <w:link w:val="1126"/>
+    <w:basedOn w:val="1130"/>
+    <w:next w:val="1130"/>
+    <w:link w:val="1130"/>
     <w:pPr>
       <w:pBdr/>
       <w:spacing/>
@@ -47365,11 +47344,11 @@
       <w:sz w:val="20"/>
     </w:rPr>
   </w:style>
-  <w:style w:type="paragraph" w:styleId="1143">
+  <w:style w:type="paragraph" w:styleId="1147">
     <w:name w:val="页眉"/>
-    <w:basedOn w:val="1126"/>
-    <w:next w:val="1143"/>
-    <w:link w:val="1126"/>
+    <w:basedOn w:val="1130"/>
+    <w:next w:val="1147"/>
+    <w:link w:val="1130"/>
     <w:pPr>
       <w:pBdr/>
       <w:tabs>
@@ -47380,11 +47359,11 @@
       <w:ind/>
     </w:pPr>
   </w:style>
-  <w:style w:type="paragraph" w:styleId="1144">
+  <w:style w:type="paragraph" w:styleId="1148">
     <w:name w:val="页脚"/>
-    <w:basedOn w:val="1126"/>
-    <w:next w:val="1144"/>
-    <w:link w:val="1126"/>
+    <w:basedOn w:val="1130"/>
+    <w:next w:val="1148"/>
+    <w:link w:val="1130"/>
     <w:pPr>
       <w:pBdr/>
       <w:tabs>
@@ -47395,11 +47374,11 @@
       <w:ind/>
     </w:pPr>
   </w:style>
-  <w:style w:type="paragraph" w:styleId="1145">
+  <w:style w:type="paragraph" w:styleId="1149">
     <w:name w:val="Tabletext"/>
-    <w:basedOn w:val="1126"/>
-    <w:next w:val="1145"/>
-    <w:link w:val="1126"/>
+    <w:basedOn w:val="1130"/>
+    <w:next w:val="1149"/>
+    <w:link w:val="1130"/>
     <w:pPr>
       <w:keepLines w:val="true"/>
       <w:pBdr/>
@@ -47407,11 +47386,11 @@
       <w:ind/>
     </w:pPr>
   </w:style>
-  <w:style w:type="paragraph" w:styleId="1146">
+  <w:style w:type="paragraph" w:styleId="1150">
     <w:name w:val="正文文本"/>
-    <w:basedOn w:val="1126"/>
-    <w:next w:val="1146"/>
-    <w:link w:val="1148"/>
+    <w:basedOn w:val="1130"/>
+    <w:next w:val="1150"/>
+    <w:link w:val="1152"/>
     <w:pPr>
       <w:keepLines w:val="true"/>
       <w:pBdr/>
@@ -47419,11 +47398,11 @@
       <w:ind w:left="720"/>
     </w:pPr>
   </w:style>
-  <w:style w:type="paragraph" w:styleId="1147">
+  <w:style w:type="paragraph" w:styleId="1151">
     <w:name w:val="目录 4"/>
-    <w:basedOn w:val="1126"/>
-    <w:next w:val="1126"/>
-    <w:link w:val="1126"/>
+    <w:basedOn w:val="1130"/>
+    <w:next w:val="1130"/>
+    <w:link w:val="1130"/>
     <w:pPr>
       <w:pBdr/>
       <w:spacing/>
@@ -47435,10 +47414,10 @@
       <w:szCs w:val="18"/>
     </w:rPr>
   </w:style>
-  <w:style w:type="character" w:styleId="1148">
+  <w:style w:type="character" w:styleId="1152">
     <w:name w:val="正文文本 Char"/>
-    <w:next w:val="1148"/>
-    <w:link w:val="1146"/>
+    <w:next w:val="1152"/>
+    <w:link w:val="1150"/>
     <w:pPr>
       <w:pBdr/>
       <w:spacing/>
@@ -47450,11 +47429,11 @@
       <w:lang w:val="en-US" w:eastAsia="en-US" w:bidi="ar-SA"/>
     </w:rPr>
   </w:style>
-  <w:style w:type="table" w:styleId="1149">
+  <w:style w:type="table" w:styleId="1153">
     <w:name w:val="网格型"/>
-    <w:basedOn w:val="1137"/>
-    <w:next w:val="1149"/>
-    <w:link w:val="1126"/>
+    <w:basedOn w:val="1141"/>
+    <w:next w:val="1153"/>
+    <w:link w:val="1130"/>
     <w:pPr>
       <w:widowControl w:val="false"/>
       <w:pBdr/>
@@ -47646,11 +47625,11 @@
       </w:tcPr>
     </w:tblStylePr>
   </w:style>
-  <w:style w:type="paragraph" w:styleId="1150">
+  <w:style w:type="paragraph" w:styleId="1154">
     <w:name w:val="批注框文本"/>
-    <w:basedOn w:val="1126"/>
-    <w:next w:val="1150"/>
-    <w:link w:val="1151"/>
+    <w:basedOn w:val="1130"/>
+    <w:next w:val="1154"/>
+    <w:link w:val="1155"/>
     <w:pPr>
       <w:pBdr/>
       <w:spacing w:line="240" w:lineRule="auto"/>
@@ -47661,10 +47640,10 @@
       <w:szCs w:val="18"/>
     </w:rPr>
   </w:style>
-  <w:style w:type="character" w:styleId="1151">
+  <w:style w:type="character" w:styleId="1155">
     <w:name w:val="批注框文本 Char"/>
-    <w:next w:val="1151"/>
-    <w:link w:val="1150"/>
+    <w:next w:val="1155"/>
+    <w:link w:val="1154"/>
     <w:pPr>
       <w:pBdr/>
       <w:spacing/>
@@ -47677,10 +47656,10 @@
       <w:lang w:eastAsia="en-US"/>
     </w:rPr>
   </w:style>
-  <w:style w:type="character" w:styleId="1152">
+  <w:style w:type="character" w:styleId="1156">
     <w:name w:val="fontstyle01"/>
-    <w:next w:val="1152"/>
-    <w:link w:val="1126"/>
+    <w:next w:val="1156"/>
+    <w:link w:val="1130"/>
     <w:pPr>
       <w:pBdr/>
       <w:spacing/>

--- a/submission/00-项目报告.docx
+++ b/submission/00-项目报告.docx
@@ -10072,7 +10072,10 @@
         <w:t xml:space="preserve">开发过程中暴露并修复了 5 个真实缺陷，全部有持续集成运行号或决策档案佐证，摘要见表 5-4；其中三项只能由三平台持续集成发现，反向验证了本地只验单一系统会漏检的共性问题。测试结论：功能上 81 个自动化用例全部通过，覆盖正常路径、含下游连坐的环检测、三类坏输入、容</w:t>
       </w:r>
       <w:r>
-        <w:t xml:space="preserve">错解析、大图规模、动画确定性与界面端到端，用例可逐条回溯到需求编号；正确性上标准图的 7 条合法序经枚举、固化文件、单元测试与界面结果流四方一致；三端通用上契约检查在三个平台强制通过，三份产物均经回归测试、空目录启动自检与校验和复核后发布；性能上实测远优于指标要求，结果数激增的场景由截断上限保护界面不卡死。遗留事项如实披露：Windows 与 macOS 实机手工全流程验证尚未进行，目前证据为集成环境自检与静态结构校验；macOS 未做正式签名与公证，首次打开需解除隔离属性。界面呈现见图 4-3 与图 4-4。</w:t>
+        <w:t xml:space="preserve">错解</w:t>
+      </w:r>
+      <w:r>
+        <w:t xml:space="preserve">析、大图规模、动画确定性与界面端到端，用例可逐条回溯到需求编号；正确性上标准图的 7 条合法序经枚举、固化文件、单元测试与界面结果流四方一致；三端通用上契约检查在三个平台强制通过，三份产物均经回归测试、空目录启动自检与校验和复核后发布；性能上实测远优于指标要求，结果数激增的场景由截断上限保护界面不卡死。遗留事项如实披露：Windows 与 macOS 实机手工全流程验证尚未进行，目前证据为集成环境自检与静态结构校验；macOS 未做正式签名与公证，首次打开需解除隔离属性。界面呈现见图 4-3 与图 4-4。</w:t>
       </w:r>
       <w:r/>
     </w:p>
@@ -10159,7 +10162,10 @@
         <w:t xml:space="preserve">系统特色可归纳为七点：(1) 算法全自研且正确性经独立复核，枚举结果通过穷举全部排列验证，并据此修正了错误的基础数据，算法没有为迁就错误计数而漏解；(2) 把算法过程变成看得见的多路并发，不止展示一条排序路径，而是用泳道伪并发同时呈现多条合法序的推进过程；(3) 确定性可验收，通过集合遍历一律按字典序的契约级约束与</w:t>
       </w:r>
       <w:r>
-        <w:t xml:space="preserve">固化事件流文件，把动画可复现从主观感受变成可机械比对的性质；(4) 环检测语义完整，不只报告环上节点，还报告被环阻塞的下游节点，更符合用户排查依赖矛盾的实际需要；(5) 规模风险有前置防护：截断参数与开新分支前的阈值检查会在结果数激增前生效，不必依赖超时；(6) 三端一致交付，组内没有 Windows 开发机，通过三平台矩阵把这一约束转化为每次提交自动验证三端的优势，产物附校验值；(7) 工程规范可追溯，十余篇决策档案与只增不改的素材库保证从零可复现，算法自研要求由自动化检查强制。在上述基础上可扩展的方向如表 6-1 所示。</w:t>
+        <w:t xml:space="preserve">固化事件流文件，把</w:t>
+      </w:r>
+      <w:r>
+        <w:t xml:space="preserve">动画可复现从主观感受变成可机械比对的性质；(4) 环检测语义完整，不只报告环上节点，还报告被环阻塞的下游节点，更符合用户排查依赖矛盾的实际需要；(5) 规模风险有前置防护：截断参数与开新分支前的阈值检查会在结果数激增前生效，不必依赖超时；(6) 三端一致交付，组内没有 Windows 开发机，通过三平台矩阵把这一约束转化为每次提交自动验证三端的优势，产物附校验值；(7) 工程规范可追溯，十余篇决策档案与只增不改的素材库保证从零可复现，算法自研要求由自动化检查强制。在上述基础上可扩展的方向如表 6-1 所示。</w:t>
       </w:r>
       <w:r/>
     </w:p>
@@ -10976,6 +10982,15 @@
           <w:lang w:eastAsia="zh-CN"/>
         </w:rPr>
       </w:pPr>
+      <w:r>
+        <w:rPr>
+          <w:rFonts w:hint="eastAsia"/>
+          <w:sz w:val="28"/>
+          <w:szCs w:val="28"/>
+          <w:highlight w:val="none"/>
+          <w:lang w:eastAsia="zh-CN"/>
+        </w:rPr>
+      </w:r>
       <w:r/>
       <w:bookmarkStart w:id="10" w:name="_Toc365371445"/>
       <w:r>
@@ -11004,18 +11019,161 @@
           <w:lang w:eastAsia="zh-CN"/>
         </w:rPr>
       </w:r>
+      <w:r>
+        <w:rPr>
+          <w:rFonts w:hint="eastAsia"/>
+          <w:sz w:val="28"/>
+          <w:szCs w:val="28"/>
+          <w:lang w:eastAsia="zh-CN"/>
+        </w:rPr>
+      </w:r>
     </w:p>
     <w:p>
       <w:pPr>
         <w:pBdr/>
         <w:spacing/>
         <w:ind/>
-        <w:rPr/>
+        <w:rPr>
+          <w:highlight w:val="none"/>
+        </w:rPr>
       </w:pPr>
       <w:r>
         <w:t xml:space="preserve">项目开发期间共召开 5 次小组会议，每次由不同成员担任记录人员，会议涉及的决策均可回溯到决策档案，会议记录见表 8-1。</w:t>
       </w:r>
       <w:r/>
+    </w:p>
+    <w:p>
+      <w:pPr>
+        <w:pBdr/>
+        <w:spacing/>
+        <w:ind/>
+        <w:rPr/>
+      </w:pPr>
+      <w:r/>
+      <w:r/>
+      <w:r/>
+    </w:p>
+    <w:p>
+      <w:pPr>
+        <w:pBdr/>
+        <w:spacing/>
+        <w:ind/>
+        <w:rPr/>
+      </w:pPr>
+      <w:r/>
+      <w:r/>
+      <w:r/>
+    </w:p>
+    <w:p>
+      <w:pPr>
+        <w:pBdr/>
+        <w:spacing/>
+        <w:ind/>
+        <w:rPr/>
+      </w:pPr>
+      <w:r/>
+      <w:r/>
+      <w:r/>
+    </w:p>
+    <w:p>
+      <w:pPr>
+        <w:pBdr/>
+        <w:spacing/>
+        <w:ind/>
+        <w:rPr/>
+      </w:pPr>
+      <w:r/>
+      <w:r/>
+      <w:r/>
+    </w:p>
+    <w:p>
+      <w:pPr>
+        <w:pBdr/>
+        <w:spacing/>
+        <w:ind/>
+        <w:rPr/>
+      </w:pPr>
+      <w:r/>
+      <w:r/>
+      <w:r/>
+    </w:p>
+    <w:p>
+      <w:pPr>
+        <w:pBdr/>
+        <w:spacing/>
+        <w:ind/>
+        <w:rPr/>
+      </w:pPr>
+      <w:r/>
+      <w:r/>
+      <w:r/>
+    </w:p>
+    <w:p>
+      <w:pPr>
+        <w:pBdr/>
+        <w:spacing/>
+        <w:ind/>
+        <w:rPr/>
+      </w:pPr>
+      <w:r/>
+      <w:r/>
+      <w:r/>
+    </w:p>
+    <w:p>
+      <w:pPr>
+        <w:pBdr/>
+        <w:spacing/>
+        <w:ind/>
+        <w:rPr/>
+      </w:pPr>
+      <w:r/>
+      <w:r/>
+      <w:r/>
+    </w:p>
+    <w:p>
+      <w:pPr>
+        <w:pBdr/>
+        <w:spacing/>
+        <w:ind/>
+        <w:rPr/>
+      </w:pPr>
+      <w:r/>
+      <w:r/>
+      <w:r/>
+    </w:p>
+    <w:p>
+      <w:pPr>
+        <w:pBdr/>
+        <w:spacing/>
+        <w:ind/>
+        <w:rPr/>
+      </w:pPr>
+      <w:r/>
+      <w:r/>
+      <w:r/>
+    </w:p>
+    <w:p>
+      <w:pPr>
+        <w:pBdr/>
+        <w:spacing/>
+        <w:ind/>
+        <w:rPr/>
+      </w:pPr>
+      <w:r>
+        <w:rPr>
+          <w:highlight w:val="none"/>
+        </w:rPr>
+      </w:r>
+      <w:r>
+        <w:rPr>
+          <w:highlight w:val="none"/>
+        </w:rPr>
+      </w:r>
+      <w:r>
+        <w:rPr>
+          <w:highlight w:val="none"/>
+        </w:rPr>
+      </w:r>
     </w:p>
     <w:p>
       <w:pPr>
